--- a/Fibonacci heap/Tutorial_Fibonacci_Heap.docx
+++ b/Fibonacci heap/Tutorial_Fibonacci_Heap.docx
@@ -181,7 +181,16 @@
           <w:sz w:val="20"/>
           <w:szCs w:val="16"/>
         </w:rPr>
-        <w:t>Binomial Heap</w:t>
+        <w:t>Fibonacci</w:t>
+      </w:r>
+      <w:r>
+        <w:rPr>
+          <w:rFonts w:cs="Arial"/>
+          <w:b/>
+          <w:sz w:val="20"/>
+          <w:szCs w:val="16"/>
+        </w:rPr>
+        <w:t xml:space="preserve"> Heap</w:t>
       </w:r>
     </w:p>
     <w:p>
@@ -271,42 +280,16 @@
         <w:rPr>
           <w:sz w:val="20"/>
           <w:szCs w:val="20"/>
-        </w:rPr>
-      </w:pPr>
-    </w:p>
-    <w:p>
-      <w:pPr>
-        <w:jc w:val="both"/>
-      </w:pPr>
-      <w:r>
-        <w:t xml:space="preserve">Q1) </w:t>
-      </w:r>
-      <w:r>
-        <w:t>What is a binomial tree and binomial heap, state their properties.</w:t>
-      </w:r>
-    </w:p>
-    <w:p>
-      <w:pPr>
-        <w:jc w:val="both"/>
-      </w:pPr>
-    </w:p>
-    <w:p>
-      <w:pPr>
-        <w:jc w:val="both"/>
-      </w:pPr>
-      <w:r>
-        <w:t xml:space="preserve">Q2) </w:t>
-      </w:r>
-      <w:r>
-        <w:t xml:space="preserve">The maximum number of binary trees a binomial heap can have </w:t>
-      </w:r>
-      <w:proofErr w:type="gramStart"/>
-      <w:r>
-        <w:t>with n</w:t>
-      </w:r>
-      <w:proofErr w:type="gramEnd"/>
-      <w:r>
-        <w:t xml:space="preserve"> nodes is</w:t>
+          <w:lang w:val="en-IN"/>
+        </w:rPr>
+      </w:pPr>
+      <w:r>
+        <w:rPr>
+          <w:sz w:val="20"/>
+          <w:szCs w:val="20"/>
+          <w:lang w:val="en-IN"/>
+        </w:rPr>
+        <w:t>Q1) What is the amortized time complexity of the extract-min operation in a Fibonacci heap?</w:t>
       </w:r>
     </w:p>
     <w:tbl>
@@ -337,21 +320,32 @@
               <w:pStyle w:val="ListParagraph"/>
               <w:numPr>
                 <w:ilvl w:val="0"/>
-                <w:numId w:val="7"/>
+                <w:numId w:val="13"/>
               </w:numPr>
               <w:jc w:val="both"/>
+              <w:rPr>
+                <w:sz w:val="20"/>
+                <w:szCs w:val="20"/>
+                <w:lang w:val="en-IN"/>
+              </w:rPr>
             </w:pPr>
+            <w:proofErr w:type="gramStart"/>
             <w:r>
-              <w:t>Log</w:t>
+              <w:rPr>
+                <w:sz w:val="20"/>
+                <w:szCs w:val="20"/>
+                <w:lang w:val="en-IN"/>
+              </w:rPr>
+              <w:t>O(</w:t>
             </w:r>
+            <w:proofErr w:type="gramEnd"/>
             <w:r>
               <w:rPr>
-                <w:vertAlign w:val="subscript"/>
-              </w:rPr>
-              <w:t>2</w:t>
-            </w:r>
-            <w:r>
-              <w:t>n</w:t>
+                <w:sz w:val="20"/>
+                <w:szCs w:val="20"/>
+                <w:lang w:val="en-IN"/>
+              </w:rPr>
+              <w:t>log n)</w:t>
             </w:r>
           </w:p>
         </w:tc>
@@ -364,18 +358,32 @@
               <w:pStyle w:val="ListParagraph"/>
               <w:numPr>
                 <w:ilvl w:val="0"/>
-                <w:numId w:val="7"/>
+                <w:numId w:val="13"/>
               </w:numPr>
               <w:jc w:val="both"/>
+              <w:rPr>
+                <w:sz w:val="20"/>
+                <w:szCs w:val="20"/>
+                <w:lang w:val="en-IN"/>
+              </w:rPr>
             </w:pPr>
+            <w:proofErr w:type="gramStart"/>
             <w:r>
-              <w:t>2</w:t>
+              <w:rPr>
+                <w:sz w:val="20"/>
+                <w:szCs w:val="20"/>
+                <w:lang w:val="en-IN"/>
+              </w:rPr>
+              <w:t>O(</w:t>
             </w:r>
+            <w:proofErr w:type="gramEnd"/>
             <w:r>
               <w:rPr>
-                <w:vertAlign w:val="superscript"/>
-              </w:rPr>
-              <w:t>k</w:t>
+                <w:sz w:val="20"/>
+                <w:szCs w:val="20"/>
+                <w:lang w:val="en-IN"/>
+              </w:rPr>
+              <w:t>1)</w:t>
             </w:r>
           </w:p>
         </w:tc>
@@ -390,21 +398,22 @@
               <w:pStyle w:val="ListParagraph"/>
               <w:numPr>
                 <w:ilvl w:val="0"/>
-                <w:numId w:val="7"/>
+                <w:numId w:val="13"/>
               </w:numPr>
               <w:jc w:val="both"/>
+              <w:rPr>
+                <w:sz w:val="20"/>
+                <w:szCs w:val="20"/>
+                <w:lang w:val="en-IN"/>
+              </w:rPr>
             </w:pPr>
             <w:r>
-              <w:t>Floor (Log</w:t>
-            </w:r>
-            <w:r>
-              <w:rPr>
-                <w:vertAlign w:val="subscript"/>
-              </w:rPr>
-              <w:t>2</w:t>
-            </w:r>
-            <w:r>
-              <w:t>n) + 1</w:t>
+              <w:rPr>
+                <w:sz w:val="20"/>
+                <w:szCs w:val="20"/>
+                <w:lang w:val="en-IN"/>
+              </w:rPr>
+              <w:t>O(n)</w:t>
             </w:r>
           </w:p>
         </w:tc>
@@ -417,12 +426,32 @@
               <w:pStyle w:val="ListParagraph"/>
               <w:numPr>
                 <w:ilvl w:val="0"/>
-                <w:numId w:val="7"/>
+                <w:numId w:val="13"/>
               </w:numPr>
               <w:jc w:val="both"/>
+              <w:rPr>
+                <w:sz w:val="20"/>
+                <w:szCs w:val="20"/>
+                <w:lang w:val="en-IN"/>
+              </w:rPr>
             </w:pPr>
+            <w:proofErr w:type="gramStart"/>
             <w:r>
-              <w:t>k</w:t>
+              <w:rPr>
+                <w:sz w:val="20"/>
+                <w:szCs w:val="20"/>
+                <w:lang w:val="en-IN"/>
+              </w:rPr>
+              <w:t>O(</w:t>
+            </w:r>
+            <w:proofErr w:type="gramEnd"/>
+            <w:r>
+              <w:rPr>
+                <w:sz w:val="20"/>
+                <w:szCs w:val="20"/>
+                <w:lang w:val="en-IN"/>
+              </w:rPr>
+              <w:t>n log n)</w:t>
             </w:r>
           </w:p>
         </w:tc>
@@ -431,37 +460,51 @@
     <w:p>
       <w:pPr>
         <w:jc w:val="both"/>
+        <w:rPr>
+          <w:sz w:val="20"/>
+          <w:szCs w:val="20"/>
+          <w:lang w:val="en-IN"/>
+        </w:rPr>
       </w:pPr>
     </w:p>
     <w:p>
       <w:pPr>
         <w:jc w:val="both"/>
-      </w:pPr>
-    </w:p>
-    <w:p>
-      <w:pPr>
-        <w:jc w:val="both"/>
-      </w:pPr>
-      <w:r>
-        <w:t xml:space="preserve">Q3) What is order of resultant </w:t>
-      </w:r>
-      <w:r>
-        <w:t>tree</w:t>
-      </w:r>
-      <w:r>
-        <w:t xml:space="preserve"> after merging two</w:t>
-      </w:r>
-      <w:r>
-        <w:t xml:space="preserve"> binomial</w:t>
-      </w:r>
-      <w:r>
-        <w:t xml:space="preserve"> </w:t>
-      </w:r>
-      <w:r>
-        <w:t>trees</w:t>
-      </w:r>
-      <w:r>
-        <w:t xml:space="preserve"> of order k?</w:t>
+        <w:rPr>
+          <w:sz w:val="20"/>
+          <w:szCs w:val="20"/>
+        </w:rPr>
+      </w:pPr>
+      <w:r>
+        <w:rPr>
+          <w:sz w:val="20"/>
+          <w:szCs w:val="20"/>
+          <w:lang w:val="en-IN"/>
+        </w:rPr>
+        <w:t>Q2)</w:t>
+      </w:r>
+      <w:r>
+        <w:rPr>
+          <w:sz w:val="20"/>
+          <w:szCs w:val="20"/>
+        </w:rPr>
+        <w:t xml:space="preserve"> What is the worst-case time complexity of merging (</w:t>
+      </w:r>
+      <w:proofErr w:type="spellStart"/>
+      <w:r>
+        <w:rPr>
+          <w:sz w:val="20"/>
+          <w:szCs w:val="20"/>
+        </w:rPr>
+        <w:t>unioning</w:t>
+      </w:r>
+      <w:proofErr w:type="spellEnd"/>
+      <w:r>
+        <w:rPr>
+          <w:sz w:val="20"/>
+          <w:szCs w:val="20"/>
+        </w:rPr>
+        <w:t>) two Fibonacci heaps?</w:t>
       </w:r>
     </w:p>
     <w:tbl>
@@ -492,12 +535,32 @@
               <w:pStyle w:val="ListParagraph"/>
               <w:numPr>
                 <w:ilvl w:val="0"/>
-                <w:numId w:val="8"/>
+                <w:numId w:val="14"/>
               </w:numPr>
               <w:jc w:val="both"/>
+              <w:rPr>
+                <w:sz w:val="20"/>
+                <w:szCs w:val="20"/>
+                <w:lang w:val="en-IN"/>
+              </w:rPr>
             </w:pPr>
+            <w:proofErr w:type="gramStart"/>
             <w:r>
-              <w:t>2*k</w:t>
+              <w:rPr>
+                <w:sz w:val="20"/>
+                <w:szCs w:val="20"/>
+                <w:lang w:val="en-IN"/>
+              </w:rPr>
+              <w:t>O(</w:t>
+            </w:r>
+            <w:proofErr w:type="gramEnd"/>
+            <w:r>
+              <w:rPr>
+                <w:sz w:val="20"/>
+                <w:szCs w:val="20"/>
+                <w:lang w:val="en-IN"/>
+              </w:rPr>
+              <w:t>log n)</w:t>
             </w:r>
           </w:p>
         </w:tc>
@@ -510,12 +573,32 @@
               <w:pStyle w:val="ListParagraph"/>
               <w:numPr>
                 <w:ilvl w:val="0"/>
-                <w:numId w:val="8"/>
+                <w:numId w:val="14"/>
               </w:numPr>
               <w:jc w:val="both"/>
+              <w:rPr>
+                <w:sz w:val="20"/>
+                <w:szCs w:val="20"/>
+                <w:lang w:val="en-IN"/>
+              </w:rPr>
             </w:pPr>
+            <w:proofErr w:type="gramStart"/>
             <w:r>
-              <w:t>K+1</w:t>
+              <w:rPr>
+                <w:sz w:val="20"/>
+                <w:szCs w:val="20"/>
+                <w:lang w:val="en-IN"/>
+              </w:rPr>
+              <w:t>O(</w:t>
+            </w:r>
+            <w:proofErr w:type="gramEnd"/>
+            <w:r>
+              <w:rPr>
+                <w:sz w:val="20"/>
+                <w:szCs w:val="20"/>
+                <w:lang w:val="en-IN"/>
+              </w:rPr>
+              <w:t>1)</w:t>
             </w:r>
           </w:p>
         </w:tc>
@@ -530,12 +613,22 @@
               <w:pStyle w:val="ListParagraph"/>
               <w:numPr>
                 <w:ilvl w:val="0"/>
-                <w:numId w:val="8"/>
+                <w:numId w:val="14"/>
               </w:numPr>
               <w:jc w:val="both"/>
+              <w:rPr>
+                <w:sz w:val="20"/>
+                <w:szCs w:val="20"/>
+                <w:lang w:val="en-IN"/>
+              </w:rPr>
             </w:pPr>
             <w:r>
-              <w:t>k*k</w:t>
+              <w:rPr>
+                <w:sz w:val="20"/>
+                <w:szCs w:val="20"/>
+                <w:lang w:val="en-IN"/>
+              </w:rPr>
+              <w:t>O(n)</w:t>
             </w:r>
           </w:p>
         </w:tc>
@@ -548,330 +641,249 @@
               <w:pStyle w:val="ListParagraph"/>
               <w:numPr>
                 <w:ilvl w:val="0"/>
-                <w:numId w:val="8"/>
+                <w:numId w:val="14"/>
               </w:numPr>
               <w:jc w:val="both"/>
+              <w:rPr>
+                <w:sz w:val="20"/>
+                <w:szCs w:val="20"/>
+                <w:lang w:val="en-IN"/>
+              </w:rPr>
             </w:pPr>
+            <w:proofErr w:type="gramStart"/>
             <w:r>
-              <w:t> </w:t>
+              <w:rPr>
+                <w:sz w:val="20"/>
+                <w:szCs w:val="20"/>
+                <w:lang w:val="en-IN"/>
+              </w:rPr>
+              <w:t>O(</w:t>
             </w:r>
-            <w:proofErr w:type="spellStart"/>
+            <w:proofErr w:type="gramEnd"/>
             <w:r>
-              <w:t>k+logk</w:t>
+              <w:rPr>
+                <w:sz w:val="20"/>
+                <w:szCs w:val="20"/>
+                <w:lang w:val="en-IN"/>
+              </w:rPr>
+              <w:t>n log n)</w:t>
             </w:r>
-            <w:proofErr w:type="spellEnd"/>
           </w:p>
         </w:tc>
       </w:tr>
     </w:tbl>
-    <w:p/>
     <w:p>
-      <w:r>
-        <w:t>Q4) What does this pseudocode return?</w:t>
-      </w:r>
+      <w:pPr>
+        <w:jc w:val="both"/>
+        <w:rPr>
+          <w:sz w:val="20"/>
+          <w:szCs w:val="20"/>
+          <w:lang w:val="en-IN"/>
+        </w:rPr>
+      </w:pPr>
     </w:p>
     <w:p>
       <w:pPr>
-        <w:rPr>
-          <w:lang w:val="en-IN"/>
-        </w:rPr>
-      </w:pPr>
-      <w:r>
-        <w:rPr>
-          <w:lang w:val="en-IN"/>
-        </w:rPr>
-        <w:tab/>
-      </w:r>
-      <w:r>
-        <w:rPr>
-          <w:b/>
-          <w:bCs/>
-          <w:lang w:val="en-IN"/>
-        </w:rPr>
-        <w:t>int</w:t>
-      </w:r>
-      <w:r>
-        <w:rPr>
-          <w:lang w:val="en-IN"/>
-        </w:rPr>
-        <w:t xml:space="preserve"> </w:t>
+        <w:jc w:val="both"/>
+        <w:rPr>
+          <w:sz w:val="20"/>
+          <w:szCs w:val="20"/>
+        </w:rPr>
+      </w:pPr>
+      <w:r>
+        <w:rPr>
+          <w:sz w:val="20"/>
+          <w:szCs w:val="20"/>
+          <w:lang w:val="en-IN"/>
+        </w:rPr>
+        <w:t xml:space="preserve">Q3) </w:t>
+      </w:r>
+      <w:r>
+        <w:rPr>
+          <w:sz w:val="20"/>
+          <w:szCs w:val="20"/>
+        </w:rPr>
+        <w:t>Why do we mark nodes in a Fibonacci heap during a decrease-key operation?</w:t>
+      </w:r>
+    </w:p>
+    <w:tbl>
+      <w:tblPr>
+        <w:tblStyle w:val="TableGrid"/>
+        <w:tblW w:w="0" w:type="auto"/>
+        <w:tblBorders>
+          <w:top w:val="none" w:sz="0" w:space="0" w:color="auto"/>
+          <w:left w:val="none" w:sz="0" w:space="0" w:color="auto"/>
+          <w:bottom w:val="none" w:sz="0" w:space="0" w:color="auto"/>
+          <w:right w:val="none" w:sz="0" w:space="0" w:color="auto"/>
+          <w:insideH w:val="none" w:sz="0" w:space="0" w:color="auto"/>
+          <w:insideV w:val="none" w:sz="0" w:space="0" w:color="auto"/>
+        </w:tblBorders>
+        <w:tblLook w:val="04A0" w:firstRow="1" w:lastRow="0" w:firstColumn="1" w:lastColumn="0" w:noHBand="0" w:noVBand="1"/>
+      </w:tblPr>
+      <w:tblGrid>
+        <w:gridCol w:w="10206"/>
+      </w:tblGrid>
+      <w:tr>
+        <w:tc>
+          <w:tcPr>
+            <w:tcW w:w="10206" w:type="dxa"/>
+          </w:tcPr>
+          <w:p>
+            <w:pPr>
+              <w:pStyle w:val="ListParagraph"/>
+              <w:numPr>
+                <w:ilvl w:val="0"/>
+                <w:numId w:val="15"/>
+              </w:numPr>
+              <w:jc w:val="both"/>
+              <w:rPr>
+                <w:sz w:val="20"/>
+                <w:szCs w:val="20"/>
+                <w:lang w:val="en-IN"/>
+              </w:rPr>
+            </w:pPr>
+            <w:r>
+              <w:rPr>
+                <w:sz w:val="20"/>
+                <w:szCs w:val="20"/>
+                <w:lang w:val="en-IN"/>
+              </w:rPr>
+              <w:t>To identify which node contains the absolute minimum value in the heap.</w:t>
+            </w:r>
+          </w:p>
+        </w:tc>
+      </w:tr>
+      <w:tr>
+        <w:tc>
+          <w:tcPr>
+            <w:tcW w:w="10206" w:type="dxa"/>
+          </w:tcPr>
+          <w:p>
+            <w:pPr>
+              <w:pStyle w:val="ListParagraph"/>
+              <w:numPr>
+                <w:ilvl w:val="0"/>
+                <w:numId w:val="15"/>
+              </w:numPr>
+              <w:jc w:val="both"/>
+              <w:rPr>
+                <w:sz w:val="20"/>
+                <w:szCs w:val="20"/>
+                <w:lang w:val="en-IN"/>
+              </w:rPr>
+            </w:pPr>
+            <w:r>
+              <w:rPr>
+                <w:sz w:val="20"/>
+                <w:szCs w:val="20"/>
+                <w:lang w:val="en-IN"/>
+              </w:rPr>
+              <w:t>To mark nodes that need to be permanently deleted from memory.</w:t>
+            </w:r>
+          </w:p>
+        </w:tc>
+      </w:tr>
+      <w:tr>
+        <w:tc>
+          <w:tcPr>
+            <w:tcW w:w="10206" w:type="dxa"/>
+          </w:tcPr>
+          <w:p>
+            <w:pPr>
+              <w:pStyle w:val="ListParagraph"/>
+              <w:numPr>
+                <w:ilvl w:val="0"/>
+                <w:numId w:val="15"/>
+              </w:numPr>
+              <w:jc w:val="both"/>
+              <w:rPr>
+                <w:sz w:val="20"/>
+                <w:szCs w:val="20"/>
+                <w:lang w:val="en-IN"/>
+              </w:rPr>
+            </w:pPr>
+            <w:r>
+              <w:rPr>
+                <w:sz w:val="20"/>
+                <w:szCs w:val="20"/>
+                <w:lang w:val="en-IN"/>
+              </w:rPr>
+              <w:t>To keep track of parents that have lost a child, ensuring sufficient potential for amortized analysis.</w:t>
+            </w:r>
+          </w:p>
+        </w:tc>
+      </w:tr>
+      <w:tr>
+        <w:tc>
+          <w:tcPr>
+            <w:tcW w:w="10206" w:type="dxa"/>
+          </w:tcPr>
+          <w:p>
+            <w:pPr>
+              <w:pStyle w:val="ListParagraph"/>
+              <w:numPr>
+                <w:ilvl w:val="0"/>
+                <w:numId w:val="15"/>
+              </w:numPr>
+              <w:jc w:val="both"/>
+              <w:rPr>
+                <w:sz w:val="20"/>
+                <w:szCs w:val="20"/>
+                <w:lang w:val="en-IN"/>
+              </w:rPr>
+            </w:pPr>
+            <w:r>
+              <w:rPr>
+                <w:sz w:val="20"/>
+                <w:szCs w:val="20"/>
+                <w:lang w:val="en-IN"/>
+              </w:rPr>
+              <w:t>To prevent the root list from growing too large.</w:t>
+            </w:r>
+          </w:p>
+          <w:p>
+            <w:pPr>
+              <w:jc w:val="both"/>
+              <w:rPr>
+                <w:sz w:val="20"/>
+                <w:szCs w:val="20"/>
+                <w:lang w:val="en-IN"/>
+              </w:rPr>
+            </w:pPr>
+          </w:p>
+        </w:tc>
+      </w:tr>
+    </w:tbl>
+    <w:p>
+      <w:pPr>
+        <w:jc w:val="both"/>
+        <w:rPr>
+          <w:sz w:val="20"/>
+          <w:szCs w:val="20"/>
+        </w:rPr>
+      </w:pPr>
+      <w:r>
+        <w:rPr>
+          <w:sz w:val="20"/>
+          <w:szCs w:val="20"/>
+        </w:rPr>
+        <w:t>Q4) What is the maximum number of root nodes possible in an n-node Fibonacci heap (</w:t>
       </w:r>
       <w:proofErr w:type="spellStart"/>
       <w:r>
         <w:rPr>
-          <w:lang w:val="en-IN"/>
-        </w:rPr>
-        <w:t>myfun</w:t>
+          <w:sz w:val="20"/>
+          <w:szCs w:val="20"/>
+        </w:rPr>
+        <w:t>i</w:t>
       </w:r>
       <w:proofErr w:type="spellEnd"/>
       <w:r>
         <w:rPr>
-          <w:lang w:val="en-IN"/>
-        </w:rPr>
-        <w:t>(</w:t>
-      </w:r>
-      <w:proofErr w:type="spellStart"/>
-      <w:r>
-        <w:rPr>
-          <w:lang w:val="en-IN"/>
-        </w:rPr>
-        <w:t>heap_</w:t>
-      </w:r>
-      <w:proofErr w:type="gramStart"/>
-      <w:r>
-        <w:rPr>
-          <w:lang w:val="en-IN"/>
-        </w:rPr>
-        <w:t>arr</w:t>
-      </w:r>
-      <w:proofErr w:type="spellEnd"/>
-      <w:r>
-        <w:rPr>
-          <w:lang w:val="en-IN"/>
-        </w:rPr>
-        <w:t>[</w:t>
-      </w:r>
-      <w:proofErr w:type="gramEnd"/>
-      <w:r>
-        <w:rPr>
-          <w:lang w:val="en-IN"/>
-        </w:rPr>
-        <w:t>])</w:t>
-      </w:r>
-    </w:p>
-    <w:p>
-      <w:pPr>
-        <w:rPr>
-          <w:lang w:val="en-IN"/>
-        </w:rPr>
-      </w:pPr>
-      <w:r>
-        <w:rPr>
-          <w:lang w:val="en-IN"/>
-        </w:rPr>
-        <w:tab/>
-        <w:t>{</w:t>
-      </w:r>
-    </w:p>
-    <w:p>
-      <w:pPr>
-        <w:rPr>
-          <w:lang w:val="en-IN"/>
-        </w:rPr>
-      </w:pPr>
-      <w:r>
-        <w:rPr>
-          <w:lang w:val="en-IN"/>
-        </w:rPr>
-        <w:tab/>
-      </w:r>
-      <w:r>
-        <w:rPr>
-          <w:lang w:val="en-IN"/>
-        </w:rPr>
-        <w:tab/>
-      </w:r>
-      <w:r>
-        <w:rPr>
-          <w:b/>
-          <w:bCs/>
-          <w:lang w:val="en-IN"/>
-        </w:rPr>
-        <w:t>int</w:t>
-      </w:r>
-      <w:r>
-        <w:rPr>
-          <w:lang w:val="en-IN"/>
-        </w:rPr>
-        <w:t xml:space="preserve"> mini=INF;</w:t>
-      </w:r>
-    </w:p>
-    <w:p>
-      <w:pPr>
-        <w:rPr>
-          <w:lang w:val="en-IN"/>
-        </w:rPr>
-      </w:pPr>
-      <w:r>
-        <w:rPr>
-          <w:lang w:val="en-IN"/>
-        </w:rPr>
-        <w:tab/>
-      </w:r>
-      <w:r>
-        <w:rPr>
-          <w:lang w:val="en-IN"/>
-        </w:rPr>
-        <w:tab/>
-      </w:r>
-      <w:proofErr w:type="gramStart"/>
-      <w:r>
-        <w:rPr>
-          <w:b/>
-          <w:bCs/>
-          <w:lang w:val="en-IN"/>
-        </w:rPr>
-        <w:t>for</w:t>
-      </w:r>
-      <w:r>
-        <w:rPr>
-          <w:lang w:val="en-IN"/>
-        </w:rPr>
-        <w:t>(</w:t>
-      </w:r>
-      <w:proofErr w:type="gramEnd"/>
-      <w:r>
-        <w:rPr>
-          <w:b/>
-          <w:bCs/>
-          <w:lang w:val="en-IN"/>
-        </w:rPr>
-        <w:t>int</w:t>
-      </w:r>
-      <w:r>
-        <w:rPr>
-          <w:lang w:val="en-IN"/>
-        </w:rPr>
-        <w:t xml:space="preserve"> </w:t>
-      </w:r>
-      <w:proofErr w:type="spellStart"/>
-      <w:r>
-        <w:rPr>
-          <w:lang w:val="en-IN"/>
-        </w:rPr>
-        <w:t>i</w:t>
-      </w:r>
-      <w:proofErr w:type="spellEnd"/>
-      <w:r>
-        <w:rPr>
-          <w:lang w:val="en-IN"/>
-        </w:rPr>
-        <w:t>=</w:t>
-      </w:r>
-      <w:proofErr w:type="gramStart"/>
-      <w:r>
-        <w:rPr>
-          <w:lang w:val="en-IN"/>
-        </w:rPr>
-        <w:t>0;i</w:t>
-      </w:r>
-      <w:proofErr w:type="gramEnd"/>
-      <w:r>
-        <w:rPr>
-          <w:lang w:val="en-IN"/>
-        </w:rPr>
-        <w:t>&lt;</w:t>
-      </w:r>
-      <w:proofErr w:type="spellStart"/>
-      <w:r>
-        <w:rPr>
-          <w:lang w:val="en-IN"/>
-        </w:rPr>
-        <w:t>tot_</w:t>
-      </w:r>
-      <w:proofErr w:type="gramStart"/>
-      <w:r>
-        <w:rPr>
-          <w:lang w:val="en-IN"/>
-        </w:rPr>
-        <w:t>node;i</w:t>
-      </w:r>
-      <w:proofErr w:type="spellEnd"/>
-      <w:proofErr w:type="gramEnd"/>
-      <w:r>
-        <w:rPr>
-          <w:lang w:val="en-IN"/>
-        </w:rPr>
-        <w:t>++)</w:t>
-      </w:r>
-    </w:p>
-    <w:p>
-      <w:pPr>
-        <w:rPr>
-          <w:lang w:val="en-IN"/>
-        </w:rPr>
-      </w:pPr>
-      <w:r>
-        <w:rPr>
-          <w:lang w:val="en-IN"/>
-        </w:rPr>
-        <w:tab/>
-      </w:r>
-      <w:r>
-        <w:rPr>
-          <w:lang w:val="en-IN"/>
-        </w:rPr>
-        <w:tab/>
-        <w:t>mini=min(</w:t>
-      </w:r>
-      <w:proofErr w:type="spellStart"/>
-      <w:proofErr w:type="gramStart"/>
-      <w:r>
-        <w:rPr>
-          <w:lang w:val="en-IN"/>
-        </w:rPr>
-        <w:t>mini,heap</w:t>
-      </w:r>
-      <w:proofErr w:type="gramEnd"/>
-      <w:r>
-        <w:rPr>
-          <w:lang w:val="en-IN"/>
-        </w:rPr>
-        <w:t>_arr</w:t>
-      </w:r>
-      <w:proofErr w:type="spellEnd"/>
-      <w:r>
-        <w:rPr>
-          <w:lang w:val="en-IN"/>
-        </w:rPr>
-        <w:t>)</w:t>
-      </w:r>
-    </w:p>
-    <w:p>
-      <w:pPr>
-        <w:rPr>
-          <w:lang w:val="en-IN"/>
-        </w:rPr>
-      </w:pPr>
-      <w:r>
-        <w:rPr>
-          <w:lang w:val="en-IN"/>
-        </w:rPr>
-        <w:tab/>
-      </w:r>
-      <w:r>
-        <w:rPr>
-          <w:lang w:val="en-IN"/>
-        </w:rPr>
-        <w:tab/>
-      </w:r>
-      <w:r>
-        <w:rPr>
-          <w:b/>
-          <w:bCs/>
-          <w:lang w:val="en-IN"/>
-        </w:rPr>
-        <w:t>return</w:t>
-      </w:r>
-      <w:r>
-        <w:rPr>
-          <w:lang w:val="en-IN"/>
-        </w:rPr>
-        <w:t xml:space="preserve"> mini;</w:t>
-      </w:r>
-    </w:p>
-    <w:p>
-      <w:pPr>
-        <w:rPr>
-          <w:lang w:val="en-IN"/>
-        </w:rPr>
-      </w:pPr>
-      <w:r>
-        <w:rPr>
-          <w:lang w:val="en-IN"/>
-        </w:rPr>
-        <w:tab/>
-        <w:t>}</w:t>
+          <w:sz w:val="20"/>
+          <w:szCs w:val="20"/>
+        </w:rPr>
+        <w:t>) at any point in time and (ii) immediately after Extract-Min?</w:t>
       </w:r>
     </w:p>
     <w:tbl>
@@ -902,12 +914,46 @@
               <w:pStyle w:val="ListParagraph"/>
               <w:numPr>
                 <w:ilvl w:val="0"/>
-                <w:numId w:val="9"/>
+                <w:numId w:val="16"/>
               </w:numPr>
               <w:jc w:val="both"/>
+              <w:rPr>
+                <w:sz w:val="20"/>
+                <w:szCs w:val="20"/>
+                <w:lang w:val="en-IN"/>
+              </w:rPr>
             </w:pPr>
+            <w:proofErr w:type="gramStart"/>
             <w:r>
-              <w:t>Last added element to heap</w:t>
+              <w:rPr>
+                <w:sz w:val="20"/>
+                <w:szCs w:val="20"/>
+              </w:rPr>
+              <w:t>O(</w:t>
+            </w:r>
+            <w:proofErr w:type="gramEnd"/>
+            <w:r>
+              <w:rPr>
+                <w:sz w:val="20"/>
+                <w:szCs w:val="20"/>
+              </w:rPr>
+              <w:t xml:space="preserve">log n), </w:t>
+            </w:r>
+            <w:proofErr w:type="gramStart"/>
+            <w:r>
+              <w:rPr>
+                <w:sz w:val="20"/>
+                <w:szCs w:val="20"/>
+              </w:rPr>
+              <w:t>O(</w:t>
+            </w:r>
+            <w:proofErr w:type="gramEnd"/>
+            <w:r>
+              <w:rPr>
+                <w:sz w:val="20"/>
+                <w:szCs w:val="20"/>
+              </w:rPr>
+              <w:t>log n)</w:t>
             </w:r>
           </w:p>
         </w:tc>
@@ -920,12 +966,37 @@
               <w:pStyle w:val="ListParagraph"/>
               <w:numPr>
                 <w:ilvl w:val="0"/>
-                <w:numId w:val="9"/>
+                <w:numId w:val="16"/>
               </w:numPr>
               <w:jc w:val="both"/>
+              <w:rPr>
+                <w:sz w:val="20"/>
+                <w:szCs w:val="20"/>
+                <w:lang w:val="en-IN"/>
+              </w:rPr>
             </w:pPr>
             <w:r>
-              <w:t xml:space="preserve"> First element added to heap </w:t>
+              <w:rPr>
+                <w:sz w:val="20"/>
+                <w:szCs w:val="20"/>
+              </w:rPr>
+              <w:t xml:space="preserve">n, </w:t>
+            </w:r>
+            <w:proofErr w:type="gramStart"/>
+            <w:r>
+              <w:rPr>
+                <w:sz w:val="20"/>
+                <w:szCs w:val="20"/>
+              </w:rPr>
+              <w:t>O(</w:t>
+            </w:r>
+            <w:proofErr w:type="gramEnd"/>
+            <w:r>
+              <w:rPr>
+                <w:sz w:val="20"/>
+                <w:szCs w:val="20"/>
+              </w:rPr>
+              <w:t>log n)</w:t>
             </w:r>
           </w:p>
         </w:tc>
@@ -940,12 +1011,21 @@
               <w:pStyle w:val="ListParagraph"/>
               <w:numPr>
                 <w:ilvl w:val="0"/>
-                <w:numId w:val="9"/>
+                <w:numId w:val="16"/>
               </w:numPr>
               <w:jc w:val="both"/>
+              <w:rPr>
+                <w:sz w:val="20"/>
+                <w:szCs w:val="20"/>
+                <w:lang w:val="en-IN"/>
+              </w:rPr>
             </w:pPr>
             <w:r>
-              <w:t>Root of the heap</w:t>
+              <w:rPr>
+                <w:sz w:val="20"/>
+                <w:szCs w:val="20"/>
+              </w:rPr>
+              <w:t>n, n</w:t>
             </w:r>
           </w:p>
         </w:tc>
@@ -958,342 +1038,118 @@
               <w:pStyle w:val="ListParagraph"/>
               <w:numPr>
                 <w:ilvl w:val="0"/>
-                <w:numId w:val="9"/>
+                <w:numId w:val="16"/>
               </w:numPr>
               <w:jc w:val="both"/>
+              <w:rPr>
+                <w:sz w:val="20"/>
+                <w:szCs w:val="20"/>
+                <w:lang w:val="en-IN"/>
+              </w:rPr>
             </w:pPr>
+            <w:proofErr w:type="gramStart"/>
             <w:r>
-              <w:t>Leftmost node of the heap</w:t>
+              <w:rPr>
+                <w:sz w:val="20"/>
+                <w:szCs w:val="20"/>
+              </w:rPr>
+              <w:t>O(</w:t>
+            </w:r>
+            <w:proofErr w:type="gramEnd"/>
+            <w:r>
+              <w:rPr>
+                <w:sz w:val="20"/>
+                <w:szCs w:val="20"/>
+              </w:rPr>
+              <w:t>log n), n</w:t>
             </w:r>
           </w:p>
         </w:tc>
       </w:tr>
     </w:tbl>
-    <w:p/>
-    <w:p/>
     <w:p>
-      <w:r>
-        <w:t xml:space="preserve">Q5) </w:t>
-      </w:r>
-      <w:r>
-        <w:t xml:space="preserve">Suppose that x is a node in a binomial tree within a binomial </w:t>
-      </w:r>
-      <w:proofErr w:type="gramStart"/>
-      <w:r>
-        <w:t>heap, and</w:t>
-      </w:r>
-      <w:proofErr w:type="gramEnd"/>
-      <w:r>
-        <w:t xml:space="preserve"> assume that sibling[x</w:t>
-      </w:r>
-      <w:proofErr w:type="gramStart"/>
-      <w:r>
-        <w:t xml:space="preserve">] </w:t>
-      </w:r>
-      <w:r>
-        <w:t>!</w:t>
-      </w:r>
-      <w:proofErr w:type="gramEnd"/>
-      <w:r>
-        <w:t>= NIL. If x is not a root, how does degree[sibling[x]] compare to degree[x]? How about if x is a root?</w:t>
-      </w:r>
+      <w:pPr>
+        <w:jc w:val="both"/>
+        <w:rPr>
+          <w:lang w:val="en-IN"/>
+        </w:rPr>
+      </w:pPr>
     </w:p>
-    <w:tbl>
-      <w:tblPr>
-        <w:tblStyle w:val="TableGrid"/>
-        <w:tblpPr w:leftFromText="180" w:rightFromText="180" w:vertAnchor="text" w:horzAnchor="margin" w:tblpY="256"/>
-        <w:tblW w:w="0" w:type="auto"/>
-        <w:tblBorders>
-          <w:top w:val="none" w:sz="0" w:space="0" w:color="auto"/>
-          <w:left w:val="none" w:sz="0" w:space="0" w:color="auto"/>
-          <w:bottom w:val="none" w:sz="0" w:space="0" w:color="auto"/>
-          <w:right w:val="none" w:sz="0" w:space="0" w:color="auto"/>
-          <w:insideH w:val="none" w:sz="0" w:space="0" w:color="auto"/>
-          <w:insideV w:val="none" w:sz="0" w:space="0" w:color="auto"/>
-        </w:tblBorders>
-        <w:tblLook w:val="04A0" w:firstRow="1" w:lastRow="0" w:firstColumn="1" w:lastColumn="0" w:noHBand="0" w:noVBand="1"/>
-      </w:tblPr>
-      <w:tblGrid>
-        <w:gridCol w:w="10343"/>
-      </w:tblGrid>
-      <w:tr>
-        <w:tc>
-          <w:tcPr>
-            <w:tcW w:w="10343" w:type="dxa"/>
-          </w:tcPr>
-          <w:p>
-            <w:pPr>
-              <w:pStyle w:val="ListParagraph"/>
-              <w:numPr>
-                <w:ilvl w:val="0"/>
-                <w:numId w:val="11"/>
-              </w:numPr>
-            </w:pPr>
-            <w:r>
-              <w:t>If not root, deg [</w:t>
-            </w:r>
-            <w:proofErr w:type="gramStart"/>
-            <w:r>
-              <w:t>sibling[</w:t>
-            </w:r>
-            <w:proofErr w:type="gramEnd"/>
-            <w:r>
-              <w:t xml:space="preserve"> x]] &lt; deg[x</w:t>
-            </w:r>
-            <w:proofErr w:type="gramStart"/>
-            <w:r>
-              <w:t>]  else</w:t>
-            </w:r>
-            <w:proofErr w:type="gramEnd"/>
-            <w:r>
-              <w:t xml:space="preserve">  </w:t>
-            </w:r>
-            <w:proofErr w:type="gramStart"/>
-            <w:r>
-              <w:t>deg[</w:t>
-            </w:r>
-            <w:proofErr w:type="gramEnd"/>
-            <w:r>
-              <w:t xml:space="preserve"> </w:t>
-            </w:r>
-            <w:proofErr w:type="gramStart"/>
-            <w:r>
-              <w:t>sibling[</w:t>
-            </w:r>
-            <w:proofErr w:type="gramEnd"/>
-            <w:r>
-              <w:t xml:space="preserve"> x]] </w:t>
-            </w:r>
-            <w:r>
-              <w:t>&gt;</w:t>
-            </w:r>
-            <w:r>
-              <w:t xml:space="preserve"> deg[x]</w:t>
-            </w:r>
-          </w:p>
-        </w:tc>
-      </w:tr>
-      <w:tr>
-        <w:tc>
-          <w:tcPr>
-            <w:tcW w:w="10343" w:type="dxa"/>
-          </w:tcPr>
-          <w:p>
-            <w:pPr>
-              <w:pStyle w:val="ListParagraph"/>
-              <w:numPr>
-                <w:ilvl w:val="0"/>
-                <w:numId w:val="11"/>
-              </w:numPr>
-              <w:jc w:val="both"/>
-            </w:pPr>
-            <w:r>
-              <w:t>If not root, deg [</w:t>
-            </w:r>
-            <w:proofErr w:type="gramStart"/>
-            <w:r>
-              <w:t>sibling[</w:t>
-            </w:r>
-            <w:proofErr w:type="gramEnd"/>
-            <w:r>
-              <w:t xml:space="preserve"> x]] </w:t>
-            </w:r>
-            <w:r>
-              <w:t xml:space="preserve">&gt; </w:t>
-            </w:r>
-            <w:r>
-              <w:t>deg[x</w:t>
-            </w:r>
-            <w:proofErr w:type="gramStart"/>
-            <w:r>
-              <w:t>]  else</w:t>
-            </w:r>
-            <w:proofErr w:type="gramEnd"/>
-            <w:r>
-              <w:t xml:space="preserve">  </w:t>
-            </w:r>
-            <w:proofErr w:type="gramStart"/>
-            <w:r>
-              <w:t>deg[</w:t>
-            </w:r>
-            <w:proofErr w:type="gramEnd"/>
-            <w:r>
-              <w:t xml:space="preserve"> </w:t>
-            </w:r>
-            <w:proofErr w:type="gramStart"/>
-            <w:r>
-              <w:t>sibling[</w:t>
-            </w:r>
-            <w:proofErr w:type="gramEnd"/>
-            <w:r>
-              <w:t xml:space="preserve"> x]] </w:t>
-            </w:r>
-            <w:r>
-              <w:t>&lt;</w:t>
-            </w:r>
-            <w:r>
-              <w:t xml:space="preserve"> deg[x]</w:t>
-            </w:r>
-          </w:p>
-        </w:tc>
-      </w:tr>
-      <w:tr>
-        <w:tc>
-          <w:tcPr>
-            <w:tcW w:w="10343" w:type="dxa"/>
-          </w:tcPr>
-          <w:p>
-            <w:pPr>
-              <w:pStyle w:val="ListParagraph"/>
-              <w:numPr>
-                <w:ilvl w:val="0"/>
-                <w:numId w:val="11"/>
-              </w:numPr>
-              <w:jc w:val="both"/>
-            </w:pPr>
-            <w:r>
-              <w:t>If not root, deg [</w:t>
-            </w:r>
-            <w:proofErr w:type="gramStart"/>
-            <w:r>
-              <w:t>sibling[</w:t>
-            </w:r>
-            <w:proofErr w:type="gramEnd"/>
-            <w:r>
-              <w:t xml:space="preserve"> x]] &lt;</w:t>
-            </w:r>
-            <w:r>
-              <w:t>=</w:t>
-            </w:r>
-            <w:r>
-              <w:t xml:space="preserve"> deg[x</w:t>
-            </w:r>
-            <w:proofErr w:type="gramStart"/>
-            <w:r>
-              <w:t>]  else</w:t>
-            </w:r>
-            <w:proofErr w:type="gramEnd"/>
-            <w:r>
-              <w:t xml:space="preserve">  </w:t>
-            </w:r>
-            <w:proofErr w:type="gramStart"/>
-            <w:r>
-              <w:t>deg[</w:t>
-            </w:r>
-            <w:proofErr w:type="gramEnd"/>
-            <w:r>
-              <w:t xml:space="preserve"> </w:t>
-            </w:r>
-            <w:proofErr w:type="gramStart"/>
-            <w:r>
-              <w:t>sibling[</w:t>
-            </w:r>
-            <w:proofErr w:type="gramEnd"/>
-            <w:r>
-              <w:t xml:space="preserve"> x]] &gt;</w:t>
-            </w:r>
-            <w:r>
-              <w:t>=</w:t>
-            </w:r>
-            <w:r>
-              <w:t xml:space="preserve"> deg[x]</w:t>
-            </w:r>
-          </w:p>
-        </w:tc>
-      </w:tr>
-      <w:tr>
-        <w:tc>
-          <w:tcPr>
-            <w:tcW w:w="10343" w:type="dxa"/>
-          </w:tcPr>
-          <w:p>
-            <w:pPr>
-              <w:pStyle w:val="ListParagraph"/>
-              <w:numPr>
-                <w:ilvl w:val="0"/>
-                <w:numId w:val="11"/>
-              </w:numPr>
-              <w:jc w:val="both"/>
-            </w:pPr>
-            <w:r>
-              <w:t>If not root, deg [</w:t>
-            </w:r>
-            <w:proofErr w:type="gramStart"/>
-            <w:r>
-              <w:t>sibling[</w:t>
-            </w:r>
-            <w:proofErr w:type="gramEnd"/>
-            <w:r>
-              <w:t xml:space="preserve"> x]] </w:t>
-            </w:r>
-            <w:r>
-              <w:t>&gt;=</w:t>
-            </w:r>
-            <w:r>
-              <w:t xml:space="preserve"> deg[x</w:t>
-            </w:r>
-            <w:proofErr w:type="gramStart"/>
-            <w:r>
-              <w:t>]  else</w:t>
-            </w:r>
-            <w:proofErr w:type="gramEnd"/>
-            <w:r>
-              <w:t xml:space="preserve">  </w:t>
-            </w:r>
-            <w:proofErr w:type="gramStart"/>
-            <w:r>
-              <w:t>deg[</w:t>
-            </w:r>
-            <w:proofErr w:type="gramEnd"/>
-            <w:r>
-              <w:t xml:space="preserve"> </w:t>
-            </w:r>
-            <w:proofErr w:type="gramStart"/>
-            <w:r>
-              <w:t>sibling[</w:t>
-            </w:r>
-            <w:proofErr w:type="gramEnd"/>
-            <w:r>
-              <w:t xml:space="preserve"> x]] </w:t>
-            </w:r>
-            <w:r>
-              <w:t>&lt;=</w:t>
-            </w:r>
-            <w:r>
-              <w:t xml:space="preserve"> deg[x]</w:t>
-            </w:r>
-          </w:p>
-        </w:tc>
-      </w:tr>
-    </w:tbl>
-    <w:p/>
     <w:p>
       <w:r>
-        <w:t>Q6)</w:t>
-      </w:r>
-      <w:r>
+        <w:rPr>
+          <w:lang w:val="en-IN"/>
+        </w:rPr>
+        <w:t>Q5)</w:t>
+      </w:r>
+      <w:r>
+        <w:rPr>
+          <w:rFonts w:ascii="Open Sans" w:hAnsi="Open Sans" w:cs="Open Sans"/>
+          <w:color w:val="3A3A3A"/>
+          <w:sz w:val="23"/>
+          <w:szCs w:val="23"/>
+          <w:shd w:val="clear" w:color="auto" w:fill="FFFFFF"/>
+        </w:rPr>
         <w:t xml:space="preserve"> </w:t>
       </w:r>
       <w:r>
-        <w:t>A binomial heap contains 13 nodes.</w:t>
-      </w:r>
-      <w:r>
-        <w:t xml:space="preserve"> D</w:t>
-      </w:r>
-      <w:r>
-        <w:t xml:space="preserve">etermine the binomial trees present in the </w:t>
-      </w:r>
-      <w:proofErr w:type="gramStart"/>
-      <w:r>
-        <w:t>heap</w:t>
-      </w:r>
-      <w:r>
-        <w:t>.[</w:t>
-      </w:r>
-      <w:proofErr w:type="gramEnd"/>
-      <w:r>
-        <w:t>Hint: Use binary representation].</w:t>
-      </w:r>
+        <w:t>What is wrong with the following code of insertion in Fibonacci heap.</w:t>
+      </w:r>
+    </w:p>
+    <w:p>
+      <w:pPr>
+        <w:rPr>
+          <w:lang w:val="en-IN"/>
+        </w:rPr>
+      </w:pPr>
+      <w:r>
+        <w:rPr>
+          <w:noProof/>
+          <w:lang w:val="en-IN"/>
+        </w:rPr>
+        <w:drawing>
+          <wp:inline distT="0" distB="0" distL="0" distR="0" wp14:anchorId="5FDEA062" wp14:editId="7ABBB221">
+            <wp:extent cx="3648584" cy="2133898"/>
+            <wp:effectExtent l="0" t="0" r="0" b="0"/>
+            <wp:docPr id="1802593723" name="Picture 1"/>
+            <wp:cNvGraphicFramePr>
+              <a:graphicFrameLocks xmlns:a="http://schemas.openxmlformats.org/drawingml/2006/main" noChangeAspect="1"/>
+            </wp:cNvGraphicFramePr>
+            <a:graphic xmlns:a="http://schemas.openxmlformats.org/drawingml/2006/main">
+              <a:graphicData uri="http://schemas.openxmlformats.org/drawingml/2006/picture">
+                <pic:pic xmlns:pic="http://schemas.openxmlformats.org/drawingml/2006/picture">
+                  <pic:nvPicPr>
+                    <pic:cNvPr id="1802593723" name=""/>
+                    <pic:cNvPicPr/>
+                  </pic:nvPicPr>
+                  <pic:blipFill>
+                    <a:blip r:embed="rId6"/>
+                    <a:stretch>
+                      <a:fillRect/>
+                    </a:stretch>
+                  </pic:blipFill>
+                  <pic:spPr>
+                    <a:xfrm>
+                      <a:off x="0" y="0"/>
+                      <a:ext cx="3648584" cy="2133898"/>
+                    </a:xfrm>
+                    <a:prstGeom prst="rect">
+                      <a:avLst/>
+                    </a:prstGeom>
+                  </pic:spPr>
+                </pic:pic>
+              </a:graphicData>
+            </a:graphic>
+          </wp:inline>
+        </w:drawing>
+      </w:r>
+    </w:p>
+    <w:p>
+      <w:pPr>
+        <w:rPr>
+          <w:lang w:val="en-IN"/>
+        </w:rPr>
+      </w:pPr>
     </w:p>
     <w:tbl>
       <w:tblPr>
@@ -1323,36 +1179,21 @@
               <w:pStyle w:val="ListParagraph"/>
               <w:numPr>
                 <w:ilvl w:val="0"/>
-                <w:numId w:val="12"/>
+                <w:numId w:val="17"/>
               </w:numPr>
               <w:jc w:val="both"/>
+              <w:rPr>
+                <w:sz w:val="20"/>
+                <w:szCs w:val="20"/>
+                <w:lang w:val="en-IN"/>
+              </w:rPr>
             </w:pPr>
             <w:r>
-              <w:t>The heap contains B</w:t>
-            </w:r>
-            <w:r>
-              <w:rPr>
-                <w:vertAlign w:val="subscript"/>
-              </w:rPr>
-              <w:t>0</w:t>
-            </w:r>
-            <w:r>
-              <w:t>, B</w:t>
-            </w:r>
-            <w:r>
-              <w:rPr>
-                <w:vertAlign w:val="subscript"/>
+              <w:rPr>
+                <w:sz w:val="20"/>
+                <w:szCs w:val="20"/>
               </w:rPr>
               <w:t>2</w:t>
-            </w:r>
-            <w:r>
-              <w:t>, B</w:t>
-            </w:r>
-            <w:r>
-              <w:rPr>
-                <w:vertAlign w:val="subscript"/>
-              </w:rPr>
-              <w:t>3</w:t>
             </w:r>
           </w:p>
         </w:tc>
@@ -1365,36 +1206,21 @@
               <w:pStyle w:val="ListParagraph"/>
               <w:numPr>
                 <w:ilvl w:val="0"/>
-                <w:numId w:val="12"/>
+                <w:numId w:val="17"/>
               </w:numPr>
               <w:jc w:val="both"/>
+              <w:rPr>
+                <w:sz w:val="20"/>
+                <w:szCs w:val="20"/>
+                <w:lang w:val="en-IN"/>
+              </w:rPr>
             </w:pPr>
             <w:r>
-              <w:t>The heap contains B</w:t>
-            </w:r>
-            <w:r>
-              <w:rPr>
-                <w:vertAlign w:val="subscript"/>
-              </w:rPr>
-              <w:t>0</w:t>
-            </w:r>
-            <w:r>
-              <w:t>, B</w:t>
-            </w:r>
-            <w:r>
-              <w:rPr>
-                <w:vertAlign w:val="subscript"/>
-              </w:rPr>
-              <w:t>2</w:t>
-            </w:r>
-            <w:r>
-              <w:t>, B</w:t>
-            </w:r>
-            <w:r>
-              <w:rPr>
-                <w:vertAlign w:val="subscript"/>
-              </w:rPr>
-              <w:t>4</w:t>
+              <w:rPr>
+                <w:sz w:val="20"/>
+                <w:szCs w:val="20"/>
+              </w:rPr>
+              <w:t>4 and 5</w:t>
             </w:r>
           </w:p>
         </w:tc>
@@ -1409,36 +1235,21 @@
               <w:pStyle w:val="ListParagraph"/>
               <w:numPr>
                 <w:ilvl w:val="0"/>
-                <w:numId w:val="12"/>
+                <w:numId w:val="17"/>
               </w:numPr>
               <w:jc w:val="both"/>
+              <w:rPr>
+                <w:sz w:val="20"/>
+                <w:szCs w:val="20"/>
+                <w:lang w:val="en-IN"/>
+              </w:rPr>
             </w:pPr>
             <w:r>
-              <w:t>The heap contains B</w:t>
-            </w:r>
-            <w:r>
-              <w:rPr>
-                <w:vertAlign w:val="subscript"/>
-              </w:rPr>
-              <w:t>1</w:t>
-            </w:r>
-            <w:r>
-              <w:t>, B</w:t>
-            </w:r>
-            <w:r>
-              <w:rPr>
-                <w:vertAlign w:val="subscript"/>
-              </w:rPr>
-              <w:t>2</w:t>
-            </w:r>
-            <w:r>
-              <w:t>, B</w:t>
-            </w:r>
-            <w:r>
-              <w:rPr>
-                <w:vertAlign w:val="subscript"/>
-              </w:rPr>
-              <w:t>3</w:t>
+              <w:rPr>
+                <w:sz w:val="20"/>
+                <w:szCs w:val="20"/>
+              </w:rPr>
+              <w:t>6</w:t>
             </w:r>
           </w:p>
         </w:tc>
@@ -1451,93 +1262,222 @@
               <w:pStyle w:val="ListParagraph"/>
               <w:numPr>
                 <w:ilvl w:val="0"/>
-                <w:numId w:val="12"/>
+                <w:numId w:val="17"/>
               </w:numPr>
               <w:jc w:val="both"/>
+              <w:rPr>
+                <w:sz w:val="20"/>
+                <w:szCs w:val="20"/>
+                <w:lang w:val="en-IN"/>
+              </w:rPr>
             </w:pPr>
             <w:r>
-              <w:t>The heap contains B</w:t>
-            </w:r>
-            <w:r>
-              <w:rPr>
-                <w:vertAlign w:val="subscript"/>
-              </w:rPr>
-              <w:t>0</w:t>
-            </w:r>
-            <w:r>
-              <w:t>, B</w:t>
-            </w:r>
-            <w:r>
-              <w:rPr>
-                <w:vertAlign w:val="subscript"/>
-              </w:rPr>
-              <w:t>2</w:t>
+              <w:rPr>
+                <w:sz w:val="20"/>
+                <w:szCs w:val="20"/>
+              </w:rPr>
+              <w:t>9</w:t>
             </w:r>
           </w:p>
         </w:tc>
       </w:tr>
     </w:tbl>
-    <w:p/>
     <w:p>
-      <w:r>
-        <w:t xml:space="preserve">Q7) Construct a min binomial heap from following values 25, 12, </w:t>
-      </w:r>
-      <w:proofErr w:type="gramStart"/>
-      <w:r>
-        <w:t>18, 16</w:t>
-      </w:r>
-      <w:proofErr w:type="gramEnd"/>
-      <w:r>
-        <w:t>, 26, 23, 42, 6, 8, 14, 29, 11, 7, 38, 27.</w:t>
-      </w:r>
+      <w:pPr>
+        <w:jc w:val="both"/>
+        <w:rPr>
+          <w:lang w:val="en-IN"/>
+        </w:rPr>
+      </w:pPr>
     </w:p>
-    <w:p/>
     <w:p>
-      <w:r>
-        <w:t xml:space="preserve">Q8) </w:t>
-      </w:r>
-      <w:r>
-        <w:t>A binomial heap contains 15 nodes. Determine the degrees</w:t>
-      </w:r>
-      <w:r>
-        <w:t>,</w:t>
-      </w:r>
-      <w:r>
-        <w:t xml:space="preserve"> in decreasing </w:t>
-      </w:r>
-      <w:r>
-        <w:t>order,</w:t>
-      </w:r>
-      <w:r>
-        <w:t xml:space="preserve"> of the binomial trees present in the heap</w:t>
-      </w:r>
-      <w:r>
-        <w:t>.</w:t>
+      <w:pPr>
+        <w:jc w:val="both"/>
+      </w:pPr>
+      <w:r>
+        <w:rPr>
+          <w:lang w:val="en-IN"/>
+        </w:rPr>
+        <w:t>Q6)</w:t>
+      </w:r>
+      <w:r>
+        <w:rPr>
+          <w:rFonts w:ascii="Open Sans" w:hAnsi="Open Sans" w:cs="Open Sans"/>
+          <w:color w:val="3A3A3A"/>
+          <w:sz w:val="23"/>
+          <w:szCs w:val="23"/>
+          <w:shd w:val="clear" w:color="auto" w:fill="FFFFFF"/>
+        </w:rPr>
+        <w:t xml:space="preserve"> </w:t>
+      </w:r>
+      <w:r>
+        <w:t xml:space="preserve">Choose the option with function having same complexity for a </w:t>
+      </w:r>
+      <w:r>
+        <w:t>F</w:t>
+      </w:r>
+      <w:r>
+        <w:t>ibonacci heap.</w:t>
       </w:r>
     </w:p>
-    <w:p/>
+    <w:tbl>
+      <w:tblPr>
+        <w:tblStyle w:val="TableGrid"/>
+        <w:tblW w:w="0" w:type="auto"/>
+        <w:tblBorders>
+          <w:top w:val="none" w:sz="0" w:space="0" w:color="auto"/>
+          <w:left w:val="none" w:sz="0" w:space="0" w:color="auto"/>
+          <w:bottom w:val="none" w:sz="0" w:space="0" w:color="auto"/>
+          <w:right w:val="none" w:sz="0" w:space="0" w:color="auto"/>
+          <w:insideH w:val="none" w:sz="0" w:space="0" w:color="auto"/>
+          <w:insideV w:val="none" w:sz="0" w:space="0" w:color="auto"/>
+        </w:tblBorders>
+        <w:tblLook w:val="04A0" w:firstRow="1" w:lastRow="0" w:firstColumn="1" w:lastColumn="0" w:noHBand="0" w:noVBand="1"/>
+      </w:tblPr>
+      <w:tblGrid>
+        <w:gridCol w:w="5228"/>
+        <w:gridCol w:w="5228"/>
+      </w:tblGrid>
+      <w:tr>
+        <w:tc>
+          <w:tcPr>
+            <w:tcW w:w="5228" w:type="dxa"/>
+          </w:tcPr>
+          <w:p>
+            <w:pPr>
+              <w:pStyle w:val="ListParagraph"/>
+              <w:numPr>
+                <w:ilvl w:val="0"/>
+                <w:numId w:val="18"/>
+              </w:numPr>
+              <w:jc w:val="both"/>
+              <w:rPr>
+                <w:lang w:val="en-IN"/>
+              </w:rPr>
+            </w:pPr>
+            <w:r>
+              <w:t>Insertion, Union</w:t>
+            </w:r>
+          </w:p>
+        </w:tc>
+        <w:tc>
+          <w:tcPr>
+            <w:tcW w:w="5228" w:type="dxa"/>
+          </w:tcPr>
+          <w:p>
+            <w:pPr>
+              <w:pStyle w:val="ListParagraph"/>
+              <w:numPr>
+                <w:ilvl w:val="0"/>
+                <w:numId w:val="18"/>
+              </w:numPr>
+              <w:jc w:val="both"/>
+              <w:rPr>
+                <w:lang w:val="en-IN"/>
+              </w:rPr>
+            </w:pPr>
+            <w:r>
+              <w:t> Insertion, Deletion</w:t>
+            </w:r>
+          </w:p>
+        </w:tc>
+      </w:tr>
+      <w:tr>
+        <w:tc>
+          <w:tcPr>
+            <w:tcW w:w="5228" w:type="dxa"/>
+          </w:tcPr>
+          <w:p>
+            <w:pPr>
+              <w:pStyle w:val="ListParagraph"/>
+              <w:numPr>
+                <w:ilvl w:val="0"/>
+                <w:numId w:val="18"/>
+              </w:numPr>
+              <w:jc w:val="both"/>
+              <w:rPr>
+                <w:lang w:val="en-IN"/>
+              </w:rPr>
+            </w:pPr>
+            <w:r>
+              <w:t>extract_min, insertion</w:t>
+            </w:r>
+          </w:p>
+        </w:tc>
+        <w:tc>
+          <w:tcPr>
+            <w:tcW w:w="5228" w:type="dxa"/>
+          </w:tcPr>
+          <w:p>
+            <w:pPr>
+              <w:pStyle w:val="ListParagraph"/>
+              <w:numPr>
+                <w:ilvl w:val="0"/>
+                <w:numId w:val="18"/>
+              </w:numPr>
+              <w:jc w:val="both"/>
+              <w:rPr>
+                <w:lang w:val="en-IN"/>
+              </w:rPr>
+            </w:pPr>
+            <w:r>
+              <w:t> Union, delete</w:t>
+            </w:r>
+          </w:p>
+        </w:tc>
+      </w:tr>
+    </w:tbl>
     <w:p>
-      <w:r>
-        <w:t>Q9)</w:t>
-      </w:r>
-      <w:r>
-        <w:t xml:space="preserve"> </w:t>
-      </w:r>
-      <w:r>
-        <w:t>Merge the given binomial heaps.</w:t>
-      </w:r>
+      <w:pPr>
+        <w:jc w:val="both"/>
+        <w:rPr>
+          <w:lang w:val="en-IN"/>
+        </w:rPr>
+      </w:pPr>
     </w:p>
-    <w:p/>
     <w:p>
       <w:pPr>
+        <w:jc w:val="both"/>
+        <w:rPr>
+          <w:lang w:val="en-IN"/>
+        </w:rPr>
+      </w:pPr>
+      <w:r>
+        <w:rPr>
+          <w:lang w:val="en-IN"/>
+        </w:rPr>
+        <w:t>Q</w:t>
+      </w:r>
+      <w:r>
+        <w:rPr>
+          <w:lang w:val="en-IN"/>
+        </w:rPr>
+        <w:t>7</w:t>
+      </w:r>
+      <w:r>
+        <w:rPr>
+          <w:lang w:val="en-IN"/>
+        </w:rPr>
+        <w:t>) Apply Extract min operation to following Fibonacci heap.</w:t>
+      </w:r>
+    </w:p>
+    <w:p>
+      <w:pPr>
         <w:jc w:val="center"/>
-      </w:pPr>
-      <w:r>
+        <w:rPr>
+          <w:lang w:val="en-IN"/>
+        </w:rPr>
+      </w:pPr>
+      <w:r>
+        <w:rPr>
+          <w:noProof/>
+          <w:lang w:val="en-IN"/>
+        </w:rPr>
         <w:drawing>
-          <wp:inline distT="0" distB="0" distL="0" distR="0" wp14:anchorId="36DC90E3" wp14:editId="5DB72936">
-            <wp:extent cx="5594978" cy="1304925"/>
-            <wp:effectExtent l="0" t="0" r="6350" b="0"/>
-            <wp:docPr id="388817523" name="Picture 1"/>
+          <wp:inline distT="0" distB="0" distL="0" distR="0" wp14:anchorId="70B539BC" wp14:editId="13395A00">
+            <wp:extent cx="2142743" cy="1990725"/>
+            <wp:effectExtent l="0" t="0" r="0" b="0"/>
+            <wp:docPr id="276892270" name="Picture 1"/>
             <wp:cNvGraphicFramePr>
               <a:graphicFrameLocks xmlns:a="http://schemas.openxmlformats.org/drawingml/2006/main" noChangeAspect="1"/>
             </wp:cNvGraphicFramePr>
@@ -1545,62 +1485,7 @@
               <a:graphicData uri="http://schemas.openxmlformats.org/drawingml/2006/picture">
                 <pic:pic xmlns:pic="http://schemas.openxmlformats.org/drawingml/2006/picture">
                   <pic:nvPicPr>
-                    <pic:cNvPr id="388817523" name=""/>
-                    <pic:cNvPicPr/>
-                  </pic:nvPicPr>
-                  <pic:blipFill>
-                    <a:blip r:embed="rId6"/>
-                    <a:stretch>
-                      <a:fillRect/>
-                    </a:stretch>
-                  </pic:blipFill>
-                  <pic:spPr>
-                    <a:xfrm>
-                      <a:off x="0" y="0"/>
-                      <a:ext cx="5622301" cy="1311298"/>
-                    </a:xfrm>
-                    <a:prstGeom prst="rect">
-                      <a:avLst/>
-                    </a:prstGeom>
-                  </pic:spPr>
-                </pic:pic>
-              </a:graphicData>
-            </a:graphic>
-          </wp:inline>
-        </w:drawing>
-      </w:r>
-    </w:p>
-    <w:p>
-      <w:pPr>
-        <w:jc w:val="center"/>
-      </w:pPr>
-    </w:p>
-    <w:p>
-      <w:r>
-        <w:t>Q10</w:t>
-      </w:r>
-      <w:r>
-        <w:t>) Extract (delete) minimum element from the binomial heap.</w:t>
-      </w:r>
-    </w:p>
-    <w:p>
-      <w:pPr>
-        <w:jc w:val="center"/>
-      </w:pPr>
-      <w:r>
-        <w:drawing>
-          <wp:inline distT="0" distB="0" distL="0" distR="0" wp14:anchorId="13E3B94C" wp14:editId="22484352">
-            <wp:extent cx="4610743" cy="1400370"/>
-            <wp:effectExtent l="0" t="0" r="0" b="9525"/>
-            <wp:docPr id="2023233744" name="Picture 1"/>
-            <wp:cNvGraphicFramePr>
-              <a:graphicFrameLocks xmlns:a="http://schemas.openxmlformats.org/drawingml/2006/main" noChangeAspect="1"/>
-            </wp:cNvGraphicFramePr>
-            <a:graphic xmlns:a="http://schemas.openxmlformats.org/drawingml/2006/main">
-              <a:graphicData uri="http://schemas.openxmlformats.org/drawingml/2006/picture">
-                <pic:pic xmlns:pic="http://schemas.openxmlformats.org/drawingml/2006/picture">
-                  <pic:nvPicPr>
-                    <pic:cNvPr id="2023233744" name=""/>
+                    <pic:cNvPr id="276892270" name=""/>
                     <pic:cNvPicPr/>
                   </pic:nvPicPr>
                   <pic:blipFill>
@@ -1612,7 +1497,7 @@
                   <pic:spPr>
                     <a:xfrm>
                       <a:off x="0" y="0"/>
-                      <a:ext cx="4610743" cy="1400370"/>
+                      <a:ext cx="2175471" cy="2021131"/>
                     </a:xfrm>
                     <a:prstGeom prst="rect">
                       <a:avLst/>
@@ -1625,8 +1510,370 @@
         </w:drawing>
       </w:r>
     </w:p>
-    <w:p/>
-    <w:p/>
+    <w:p>
+      <w:pPr>
+        <w:jc w:val="center"/>
+        <w:rPr>
+          <w:lang w:val="en-IN"/>
+        </w:rPr>
+      </w:pPr>
+    </w:p>
+    <w:p>
+      <w:pPr>
+        <w:rPr>
+          <w:lang w:val="en-IN"/>
+        </w:rPr>
+      </w:pPr>
+      <w:r>
+        <w:rPr>
+          <w:lang w:val="en-IN"/>
+        </w:rPr>
+        <w:t>Q</w:t>
+      </w:r>
+      <w:r>
+        <w:rPr>
+          <w:lang w:val="en-IN"/>
+        </w:rPr>
+        <w:t>8</w:t>
+      </w:r>
+      <w:r>
+        <w:rPr>
+          <w:lang w:val="en-IN"/>
+        </w:rPr>
+        <w:t xml:space="preserve">) Decrease the value of </w:t>
+      </w:r>
+      <w:r>
+        <w:rPr>
+          <w:lang w:val="en-IN"/>
+        </w:rPr>
+        <w:t>node with key 9 to key 1 in the given Fibonacci heap.</w:t>
+      </w:r>
+    </w:p>
+    <w:p>
+      <w:pPr>
+        <w:jc w:val="center"/>
+        <w:rPr>
+          <w:lang w:val="en-IN"/>
+        </w:rPr>
+      </w:pPr>
+      <w:r>
+        <w:rPr>
+          <w:noProof/>
+          <w:lang w:val="en-IN"/>
+        </w:rPr>
+        <w:drawing>
+          <wp:inline distT="0" distB="0" distL="0" distR="0" wp14:anchorId="7AAA1C4B" wp14:editId="280CC3F9">
+            <wp:extent cx="2486025" cy="2486025"/>
+            <wp:effectExtent l="0" t="0" r="9525" b="9525"/>
+            <wp:docPr id="322749737" name="Picture 1"/>
+            <wp:cNvGraphicFramePr>
+              <a:graphicFrameLocks xmlns:a="http://schemas.openxmlformats.org/drawingml/2006/main" noChangeAspect="1"/>
+            </wp:cNvGraphicFramePr>
+            <a:graphic xmlns:a="http://schemas.openxmlformats.org/drawingml/2006/main">
+              <a:graphicData uri="http://schemas.openxmlformats.org/drawingml/2006/picture">
+                <pic:pic xmlns:pic="http://schemas.openxmlformats.org/drawingml/2006/picture">
+                  <pic:nvPicPr>
+                    <pic:cNvPr id="322749737" name=""/>
+                    <pic:cNvPicPr/>
+                  </pic:nvPicPr>
+                  <pic:blipFill>
+                    <a:blip r:embed="rId8"/>
+                    <a:stretch>
+                      <a:fillRect/>
+                    </a:stretch>
+                  </pic:blipFill>
+                  <pic:spPr>
+                    <a:xfrm>
+                      <a:off x="0" y="0"/>
+                      <a:ext cx="2486372" cy="2486372"/>
+                    </a:xfrm>
+                    <a:prstGeom prst="rect">
+                      <a:avLst/>
+                    </a:prstGeom>
+                  </pic:spPr>
+                </pic:pic>
+              </a:graphicData>
+            </a:graphic>
+          </wp:inline>
+        </w:drawing>
+      </w:r>
+    </w:p>
+    <w:p>
+      <w:pPr>
+        <w:jc w:val="center"/>
+        <w:rPr>
+          <w:lang w:val="en-IN"/>
+        </w:rPr>
+      </w:pPr>
+    </w:p>
+    <w:p>
+      <w:pPr>
+        <w:rPr>
+          <w:lang w:val="en-IN"/>
+        </w:rPr>
+      </w:pPr>
+      <w:r>
+        <w:rPr>
+          <w:lang w:val="en-IN"/>
+        </w:rPr>
+        <w:t>Q</w:t>
+      </w:r>
+      <w:r>
+        <w:rPr>
+          <w:lang w:val="en-IN"/>
+        </w:rPr>
+        <w:t>9</w:t>
+      </w:r>
+      <w:r>
+        <w:rPr>
+          <w:lang w:val="en-IN"/>
+        </w:rPr>
+        <w:t xml:space="preserve">) </w:t>
+      </w:r>
+      <w:r>
+        <w:rPr>
+          <w:lang w:val="en-IN"/>
+        </w:rPr>
+        <w:t>Delete the node with key value 6 in the given Fibonacci heap.</w:t>
+      </w:r>
+    </w:p>
+    <w:p>
+      <w:pPr>
+        <w:jc w:val="center"/>
+        <w:rPr>
+          <w:lang w:val="en-IN"/>
+        </w:rPr>
+      </w:pPr>
+      <w:r>
+        <w:rPr>
+          <w:noProof/>
+          <w:lang w:val="en-IN"/>
+        </w:rPr>
+        <w:drawing>
+          <wp:inline distT="0" distB="0" distL="0" distR="0" wp14:anchorId="034A7DA0" wp14:editId="5F40B133">
+            <wp:extent cx="2190215" cy="2590800"/>
+            <wp:effectExtent l="0" t="0" r="635" b="0"/>
+            <wp:docPr id="1469250949" name="Picture 1"/>
+            <wp:cNvGraphicFramePr>
+              <a:graphicFrameLocks xmlns:a="http://schemas.openxmlformats.org/drawingml/2006/main" noChangeAspect="1"/>
+            </wp:cNvGraphicFramePr>
+            <a:graphic xmlns:a="http://schemas.openxmlformats.org/drawingml/2006/main">
+              <a:graphicData uri="http://schemas.openxmlformats.org/drawingml/2006/picture">
+                <pic:pic xmlns:pic="http://schemas.openxmlformats.org/drawingml/2006/picture">
+                  <pic:nvPicPr>
+                    <pic:cNvPr id="1469250949" name=""/>
+                    <pic:cNvPicPr/>
+                  </pic:nvPicPr>
+                  <pic:blipFill>
+                    <a:blip r:embed="rId9"/>
+                    <a:stretch>
+                      <a:fillRect/>
+                    </a:stretch>
+                  </pic:blipFill>
+                  <pic:spPr>
+                    <a:xfrm>
+                      <a:off x="0" y="0"/>
+                      <a:ext cx="2202679" cy="2605543"/>
+                    </a:xfrm>
+                    <a:prstGeom prst="rect">
+                      <a:avLst/>
+                    </a:prstGeom>
+                  </pic:spPr>
+                </pic:pic>
+              </a:graphicData>
+            </a:graphic>
+          </wp:inline>
+        </w:drawing>
+      </w:r>
+    </w:p>
+    <w:p>
+      <w:pPr>
+        <w:rPr>
+          <w:lang w:val="en-IN"/>
+        </w:rPr>
+      </w:pPr>
+    </w:p>
+    <w:p>
+      <w:pPr>
+        <w:rPr>
+          <w:lang w:val="en-IN"/>
+        </w:rPr>
+      </w:pPr>
+    </w:p>
+    <w:p>
+      <w:pPr>
+        <w:rPr>
+          <w:lang w:val="en-IN"/>
+        </w:rPr>
+      </w:pPr>
+      <w:r>
+        <w:rPr>
+          <w:lang w:val="en-IN"/>
+        </w:rPr>
+        <w:t>Q</w:t>
+      </w:r>
+      <w:r>
+        <w:rPr>
+          <w:lang w:val="en-IN"/>
+        </w:rPr>
+        <w:t>10</w:t>
+      </w:r>
+      <w:r>
+        <w:rPr>
+          <w:lang w:val="en-IN"/>
+        </w:rPr>
+        <w:t>)</w:t>
+      </w:r>
+      <w:r>
+        <w:rPr>
+          <w:lang w:val="en-IN"/>
+        </w:rPr>
+        <w:t xml:space="preserve"> Apply consolidation step to this Fibonacci heap such that no two trees should have same degree.</w:t>
+      </w:r>
+    </w:p>
+    <w:p>
+      <w:pPr>
+        <w:rPr>
+          <w:lang w:val="en-IN"/>
+        </w:rPr>
+      </w:pPr>
+    </w:p>
+    <w:p>
+      <w:pPr>
+        <w:jc w:val="center"/>
+        <w:rPr>
+          <w:lang w:val="en-IN"/>
+        </w:rPr>
+      </w:pPr>
+      <w:r>
+        <w:rPr>
+          <w:lang w:val="en-IN"/>
+        </w:rPr>
+        <w:drawing>
+          <wp:inline distT="0" distB="0" distL="0" distR="0" wp14:anchorId="3C32ABF3" wp14:editId="269240DF">
+            <wp:extent cx="6645910" cy="1830070"/>
+            <wp:effectExtent l="0" t="0" r="2540" b="0"/>
+            <wp:docPr id="1505936655" name="Picture 1"/>
+            <wp:cNvGraphicFramePr>
+              <a:graphicFrameLocks xmlns:a="http://schemas.openxmlformats.org/drawingml/2006/main" noChangeAspect="1"/>
+            </wp:cNvGraphicFramePr>
+            <a:graphic xmlns:a="http://schemas.openxmlformats.org/drawingml/2006/main">
+              <a:graphicData uri="http://schemas.openxmlformats.org/drawingml/2006/picture">
+                <pic:pic xmlns:pic="http://schemas.openxmlformats.org/drawingml/2006/picture">
+                  <pic:nvPicPr>
+                    <pic:cNvPr id="1505936655" name=""/>
+                    <pic:cNvPicPr/>
+                  </pic:nvPicPr>
+                  <pic:blipFill>
+                    <a:blip r:embed="rId10"/>
+                    <a:stretch>
+                      <a:fillRect/>
+                    </a:stretch>
+                  </pic:blipFill>
+                  <pic:spPr>
+                    <a:xfrm>
+                      <a:off x="0" y="0"/>
+                      <a:ext cx="6645910" cy="1830070"/>
+                    </a:xfrm>
+                    <a:prstGeom prst="rect">
+                      <a:avLst/>
+                    </a:prstGeom>
+                  </pic:spPr>
+                </pic:pic>
+              </a:graphicData>
+            </a:graphic>
+          </wp:inline>
+        </w:drawing>
+      </w:r>
+    </w:p>
+    <w:p>
+      <w:pPr>
+        <w:jc w:val="center"/>
+        <w:rPr>
+          <w:lang w:val="en-IN"/>
+        </w:rPr>
+      </w:pPr>
+    </w:p>
+    <w:p>
+      <w:pPr>
+        <w:jc w:val="center"/>
+        <w:rPr>
+          <w:lang w:val="en-IN"/>
+        </w:rPr>
+      </w:pPr>
+    </w:p>
+    <w:p>
+      <w:pPr>
+        <w:jc w:val="center"/>
+        <w:rPr>
+          <w:lang w:val="en-IN"/>
+        </w:rPr>
+      </w:pPr>
+    </w:p>
+    <w:p>
+      <w:pPr>
+        <w:jc w:val="center"/>
+        <w:rPr>
+          <w:lang w:val="en-IN"/>
+        </w:rPr>
+      </w:pPr>
+    </w:p>
+    <w:p>
+      <w:pPr>
+        <w:jc w:val="center"/>
+        <w:rPr>
+          <w:lang w:val="en-IN"/>
+        </w:rPr>
+      </w:pPr>
+    </w:p>
+    <w:p>
+      <w:pPr>
+        <w:jc w:val="center"/>
+        <w:rPr>
+          <w:lang w:val="en-IN"/>
+        </w:rPr>
+      </w:pPr>
+    </w:p>
+    <w:p>
+      <w:pPr>
+        <w:rPr>
+          <w:sz w:val="18"/>
+          <w:szCs w:val="18"/>
+          <w:lang w:val="en-IN"/>
+        </w:rPr>
+      </w:pPr>
+      <w:r>
+        <w:rPr>
+          <w:sz w:val="18"/>
+          <w:szCs w:val="18"/>
+          <w:lang w:val="en-IN"/>
+        </w:rPr>
+        <w:t xml:space="preserve">Reference: </w:t>
+      </w:r>
+      <w:r>
+        <w:rPr>
+          <w:sz w:val="18"/>
+          <w:szCs w:val="18"/>
+        </w:rPr>
+        <w:t xml:space="preserve">Kaplan, H. and Tarjan, R.E., 1999. </w:t>
+      </w:r>
+      <w:r>
+        <w:rPr>
+          <w:i/>
+          <w:iCs/>
+          <w:sz w:val="18"/>
+          <w:szCs w:val="18"/>
+        </w:rPr>
+        <w:t>New heap data structures</w:t>
+      </w:r>
+      <w:r>
+        <w:rPr>
+          <w:sz w:val="18"/>
+          <w:szCs w:val="18"/>
+        </w:rPr>
+        <w:t>. Technical Report TR-597-99, Department of Computer Science, Princeton University.</w:t>
+      </w:r>
+    </w:p>
     <w:sectPr>
       <w:pgSz w:w="11906" w:h="16838"/>
       <w:pgMar w:top="720" w:right="720" w:bottom="720" w:left="720" w:header="708" w:footer="708" w:gutter="0"/>
@@ -1640,6 +1887,184 @@
 <file path=word/numbering.xml><?xml version="1.0" encoding="utf-8"?>
 <w:numbering xmlns:wpc="http://schemas.microsoft.com/office/word/2010/wordprocessingCanvas" xmlns:cx="http://schemas.microsoft.com/office/drawing/2014/chartex" xmlns:cx1="http://schemas.microsoft.com/office/drawing/2015/9/8/chartex" xmlns:cx2="http://schemas.microsoft.com/office/drawing/2015/10/21/chartex" xmlns:cx3="http://schemas.microsoft.com/office/drawing/2016/5/9/chartex" xmlns:cx4="http://schemas.microsoft.com/office/drawing/2016/5/10/chartex" xmlns:cx5="http://schemas.microsoft.com/office/drawing/2016/5/11/chartex" xmlns:cx6="http://schemas.microsoft.com/office/drawing/2016/5/12/chartex" xmlns:cx7="http://schemas.microsoft.com/office/drawing/2016/5/13/chartex" xmlns:cx8="http://schemas.microsoft.com/office/drawing/2016/5/14/chartex" xmlns:mc="http://schemas.openxmlformats.org/markup-compatibility/2006" xmlns:aink="http://schemas.microsoft.com/office/drawing/2016/ink" xmlns:am3d="http://schemas.microsoft.com/office/drawing/2017/model3d" xmlns:o="urn:schemas-microsoft-com:office:office" xmlns:oel="http://schemas.microsoft.com/office/2019/extlst" xmlns:r="http://schemas.openxmlformats.org/officeDocument/2006/relationships" xmlns:m="http://schemas.openxmlformats.org/officeDocument/2006/math" xmlns:v="urn:schemas-microsoft-com:vml" xmlns:wp14="http://schemas.microsoft.com/office/word/2010/wordprocessingDrawing" xmlns:wp="http://schemas.openxmlformats.org/drawingml/2006/wordprocessingDrawing" xmlns:w10="urn:schemas-microsoft-com:office:word" xmlns:w="http://schemas.openxmlformats.org/wordprocessingml/2006/main" xmlns:w14="http://schemas.microsoft.com/office/word/2010/wordml" xmlns:w15="http://schemas.microsoft.com/office/word/2012/wordml" xmlns:w16cex="http://schemas.microsoft.com/office/word/2018/wordml/cex" xmlns:w16cid="http://schemas.microsoft.com/office/word/2016/wordml/cid" xmlns:w16="http://schemas.microsoft.com/office/word/2018/wordml" xmlns:w16du="http://schemas.microsoft.com/office/word/2023/wordml/word16du" xmlns:w16sdtdh="http://schemas.microsoft.com/office/word/2020/wordml/sdtdatahash" xmlns:w16sdtfl="http://schemas.microsoft.com/office/word/2024/wordml/sdtformatlock" xmlns:w16se="http://schemas.microsoft.com/office/word/2015/wordml/symex" xmlns:wpg="http://schemas.microsoft.com/office/word/2010/wordprocessingGroup" xmlns:wpi="http://schemas.microsoft.com/office/word/2010/wordprocessingInk" xmlns:wne="http://schemas.microsoft.com/office/word/2006/wordml" xmlns:wps="http://schemas.microsoft.com/office/word/2010/wordprocessingShape" mc:Ignorable="w14 w15 w16se w16cid w16 w16cex w16sdtdh w16sdtfl w16du wp14">
   <w:abstractNum w:abstractNumId="0" w15:restartNumberingAfterBreak="0">
+    <w:nsid w:val="00555855"/>
+    <w:multiLevelType w:val="hybridMultilevel"/>
+    <w:tmpl w:val="5136F394"/>
+    <w:lvl w:ilvl="0" w:tplc="FFFFFFFF">
+      <w:start w:val="1"/>
+      <w:numFmt w:val="lowerLetter"/>
+      <w:lvlText w:val="%1)"/>
+      <w:lvlJc w:val="left"/>
+      <w:pPr>
+        <w:ind w:left="720" w:hanging="360"/>
+      </w:pPr>
+      <w:rPr>
+        <w:rFonts w:hint="default"/>
+      </w:rPr>
+    </w:lvl>
+    <w:lvl w:ilvl="1" w:tplc="FFFFFFFF" w:tentative="1">
+      <w:start w:val="1"/>
+      <w:numFmt w:val="lowerLetter"/>
+      <w:lvlText w:val="%2."/>
+      <w:lvlJc w:val="left"/>
+      <w:pPr>
+        <w:ind w:left="1440" w:hanging="360"/>
+      </w:pPr>
+    </w:lvl>
+    <w:lvl w:ilvl="2" w:tplc="FFFFFFFF" w:tentative="1">
+      <w:start w:val="1"/>
+      <w:numFmt w:val="lowerRoman"/>
+      <w:lvlText w:val="%3."/>
+      <w:lvlJc w:val="right"/>
+      <w:pPr>
+        <w:ind w:left="2160" w:hanging="180"/>
+      </w:pPr>
+    </w:lvl>
+    <w:lvl w:ilvl="3" w:tplc="FFFFFFFF" w:tentative="1">
+      <w:start w:val="1"/>
+      <w:numFmt w:val="decimal"/>
+      <w:lvlText w:val="%4."/>
+      <w:lvlJc w:val="left"/>
+      <w:pPr>
+        <w:ind w:left="2880" w:hanging="360"/>
+      </w:pPr>
+    </w:lvl>
+    <w:lvl w:ilvl="4" w:tplc="FFFFFFFF" w:tentative="1">
+      <w:start w:val="1"/>
+      <w:numFmt w:val="lowerLetter"/>
+      <w:lvlText w:val="%5."/>
+      <w:lvlJc w:val="left"/>
+      <w:pPr>
+        <w:ind w:left="3600" w:hanging="360"/>
+      </w:pPr>
+    </w:lvl>
+    <w:lvl w:ilvl="5" w:tplc="FFFFFFFF" w:tentative="1">
+      <w:start w:val="1"/>
+      <w:numFmt w:val="lowerRoman"/>
+      <w:lvlText w:val="%6."/>
+      <w:lvlJc w:val="right"/>
+      <w:pPr>
+        <w:ind w:left="4320" w:hanging="180"/>
+      </w:pPr>
+    </w:lvl>
+    <w:lvl w:ilvl="6" w:tplc="FFFFFFFF" w:tentative="1">
+      <w:start w:val="1"/>
+      <w:numFmt w:val="decimal"/>
+      <w:lvlText w:val="%7."/>
+      <w:lvlJc w:val="left"/>
+      <w:pPr>
+        <w:ind w:left="5040" w:hanging="360"/>
+      </w:pPr>
+    </w:lvl>
+    <w:lvl w:ilvl="7" w:tplc="FFFFFFFF" w:tentative="1">
+      <w:start w:val="1"/>
+      <w:numFmt w:val="lowerLetter"/>
+      <w:lvlText w:val="%8."/>
+      <w:lvlJc w:val="left"/>
+      <w:pPr>
+        <w:ind w:left="5760" w:hanging="360"/>
+      </w:pPr>
+    </w:lvl>
+    <w:lvl w:ilvl="8" w:tplc="FFFFFFFF" w:tentative="1">
+      <w:start w:val="1"/>
+      <w:numFmt w:val="lowerRoman"/>
+      <w:lvlText w:val="%9."/>
+      <w:lvlJc w:val="right"/>
+      <w:pPr>
+        <w:ind w:left="6480" w:hanging="180"/>
+      </w:pPr>
+    </w:lvl>
+  </w:abstractNum>
+  <w:abstractNum w:abstractNumId="1" w15:restartNumberingAfterBreak="0">
+    <w:nsid w:val="0BDC1B9A"/>
+    <w:multiLevelType w:val="hybridMultilevel"/>
+    <w:tmpl w:val="5136F394"/>
+    <w:lvl w:ilvl="0" w:tplc="FFFFFFFF">
+      <w:start w:val="1"/>
+      <w:numFmt w:val="lowerLetter"/>
+      <w:lvlText w:val="%1)"/>
+      <w:lvlJc w:val="left"/>
+      <w:pPr>
+        <w:ind w:left="720" w:hanging="360"/>
+      </w:pPr>
+      <w:rPr>
+        <w:rFonts w:hint="default"/>
+      </w:rPr>
+    </w:lvl>
+    <w:lvl w:ilvl="1" w:tplc="FFFFFFFF" w:tentative="1">
+      <w:start w:val="1"/>
+      <w:numFmt w:val="lowerLetter"/>
+      <w:lvlText w:val="%2."/>
+      <w:lvlJc w:val="left"/>
+      <w:pPr>
+        <w:ind w:left="1440" w:hanging="360"/>
+      </w:pPr>
+    </w:lvl>
+    <w:lvl w:ilvl="2" w:tplc="FFFFFFFF" w:tentative="1">
+      <w:start w:val="1"/>
+      <w:numFmt w:val="lowerRoman"/>
+      <w:lvlText w:val="%3."/>
+      <w:lvlJc w:val="right"/>
+      <w:pPr>
+        <w:ind w:left="2160" w:hanging="180"/>
+      </w:pPr>
+    </w:lvl>
+    <w:lvl w:ilvl="3" w:tplc="FFFFFFFF" w:tentative="1">
+      <w:start w:val="1"/>
+      <w:numFmt w:val="decimal"/>
+      <w:lvlText w:val="%4."/>
+      <w:lvlJc w:val="left"/>
+      <w:pPr>
+        <w:ind w:left="2880" w:hanging="360"/>
+      </w:pPr>
+    </w:lvl>
+    <w:lvl w:ilvl="4" w:tplc="FFFFFFFF" w:tentative="1">
+      <w:start w:val="1"/>
+      <w:numFmt w:val="lowerLetter"/>
+      <w:lvlText w:val="%5."/>
+      <w:lvlJc w:val="left"/>
+      <w:pPr>
+        <w:ind w:left="3600" w:hanging="360"/>
+      </w:pPr>
+    </w:lvl>
+    <w:lvl w:ilvl="5" w:tplc="FFFFFFFF" w:tentative="1">
+      <w:start w:val="1"/>
+      <w:numFmt w:val="lowerRoman"/>
+      <w:lvlText w:val="%6."/>
+      <w:lvlJc w:val="right"/>
+      <w:pPr>
+        <w:ind w:left="4320" w:hanging="180"/>
+      </w:pPr>
+    </w:lvl>
+    <w:lvl w:ilvl="6" w:tplc="FFFFFFFF" w:tentative="1">
+      <w:start w:val="1"/>
+      <w:numFmt w:val="decimal"/>
+      <w:lvlText w:val="%7."/>
+      <w:lvlJc w:val="left"/>
+      <w:pPr>
+        <w:ind w:left="5040" w:hanging="360"/>
+      </w:pPr>
+    </w:lvl>
+    <w:lvl w:ilvl="7" w:tplc="FFFFFFFF" w:tentative="1">
+      <w:start w:val="1"/>
+      <w:numFmt w:val="lowerLetter"/>
+      <w:lvlText w:val="%8."/>
+      <w:lvlJc w:val="left"/>
+      <w:pPr>
+        <w:ind w:left="5760" w:hanging="360"/>
+      </w:pPr>
+    </w:lvl>
+    <w:lvl w:ilvl="8" w:tplc="FFFFFFFF" w:tentative="1">
+      <w:start w:val="1"/>
+      <w:numFmt w:val="lowerRoman"/>
+      <w:lvlText w:val="%9."/>
+      <w:lvlJc w:val="right"/>
+      <w:pPr>
+        <w:ind w:left="6480" w:hanging="180"/>
+      </w:pPr>
+    </w:lvl>
+  </w:abstractNum>
+  <w:abstractNum w:abstractNumId="2" w15:restartNumberingAfterBreak="0">
     <w:nsid w:val="133B64B4"/>
     <w:multiLevelType w:val="hybridMultilevel"/>
     <w:tmpl w:val="2CD8A5EA"/>
@@ -1728,7 +2153,7 @@
       </w:pPr>
     </w:lvl>
   </w:abstractNum>
-  <w:abstractNum w:abstractNumId="1" w15:restartNumberingAfterBreak="0">
+  <w:abstractNum w:abstractNumId="3" w15:restartNumberingAfterBreak="0">
     <w:nsid w:val="16F57271"/>
     <w:multiLevelType w:val="hybridMultilevel"/>
     <w:tmpl w:val="5636D2EA"/>
@@ -1817,7 +2242,96 @@
       </w:pPr>
     </w:lvl>
   </w:abstractNum>
-  <w:abstractNum w:abstractNumId="2" w15:restartNumberingAfterBreak="0">
+  <w:abstractNum w:abstractNumId="4" w15:restartNumberingAfterBreak="0">
+    <w:nsid w:val="18DC5B1B"/>
+    <w:multiLevelType w:val="hybridMultilevel"/>
+    <w:tmpl w:val="5136F394"/>
+    <w:lvl w:ilvl="0" w:tplc="FFFFFFFF">
+      <w:start w:val="1"/>
+      <w:numFmt w:val="lowerLetter"/>
+      <w:lvlText w:val="%1)"/>
+      <w:lvlJc w:val="left"/>
+      <w:pPr>
+        <w:ind w:left="720" w:hanging="360"/>
+      </w:pPr>
+      <w:rPr>
+        <w:rFonts w:hint="default"/>
+      </w:rPr>
+    </w:lvl>
+    <w:lvl w:ilvl="1" w:tplc="FFFFFFFF" w:tentative="1">
+      <w:start w:val="1"/>
+      <w:numFmt w:val="lowerLetter"/>
+      <w:lvlText w:val="%2."/>
+      <w:lvlJc w:val="left"/>
+      <w:pPr>
+        <w:ind w:left="1440" w:hanging="360"/>
+      </w:pPr>
+    </w:lvl>
+    <w:lvl w:ilvl="2" w:tplc="FFFFFFFF" w:tentative="1">
+      <w:start w:val="1"/>
+      <w:numFmt w:val="lowerRoman"/>
+      <w:lvlText w:val="%3."/>
+      <w:lvlJc w:val="right"/>
+      <w:pPr>
+        <w:ind w:left="2160" w:hanging="180"/>
+      </w:pPr>
+    </w:lvl>
+    <w:lvl w:ilvl="3" w:tplc="FFFFFFFF" w:tentative="1">
+      <w:start w:val="1"/>
+      <w:numFmt w:val="decimal"/>
+      <w:lvlText w:val="%4."/>
+      <w:lvlJc w:val="left"/>
+      <w:pPr>
+        <w:ind w:left="2880" w:hanging="360"/>
+      </w:pPr>
+    </w:lvl>
+    <w:lvl w:ilvl="4" w:tplc="FFFFFFFF" w:tentative="1">
+      <w:start w:val="1"/>
+      <w:numFmt w:val="lowerLetter"/>
+      <w:lvlText w:val="%5."/>
+      <w:lvlJc w:val="left"/>
+      <w:pPr>
+        <w:ind w:left="3600" w:hanging="360"/>
+      </w:pPr>
+    </w:lvl>
+    <w:lvl w:ilvl="5" w:tplc="FFFFFFFF" w:tentative="1">
+      <w:start w:val="1"/>
+      <w:numFmt w:val="lowerRoman"/>
+      <w:lvlText w:val="%6."/>
+      <w:lvlJc w:val="right"/>
+      <w:pPr>
+        <w:ind w:left="4320" w:hanging="180"/>
+      </w:pPr>
+    </w:lvl>
+    <w:lvl w:ilvl="6" w:tplc="FFFFFFFF" w:tentative="1">
+      <w:start w:val="1"/>
+      <w:numFmt w:val="decimal"/>
+      <w:lvlText w:val="%7."/>
+      <w:lvlJc w:val="left"/>
+      <w:pPr>
+        <w:ind w:left="5040" w:hanging="360"/>
+      </w:pPr>
+    </w:lvl>
+    <w:lvl w:ilvl="7" w:tplc="FFFFFFFF" w:tentative="1">
+      <w:start w:val="1"/>
+      <w:numFmt w:val="lowerLetter"/>
+      <w:lvlText w:val="%8."/>
+      <w:lvlJc w:val="left"/>
+      <w:pPr>
+        <w:ind w:left="5760" w:hanging="360"/>
+      </w:pPr>
+    </w:lvl>
+    <w:lvl w:ilvl="8" w:tplc="FFFFFFFF" w:tentative="1">
+      <w:start w:val="1"/>
+      <w:numFmt w:val="lowerRoman"/>
+      <w:lvlText w:val="%9."/>
+      <w:lvlJc w:val="right"/>
+      <w:pPr>
+        <w:ind w:left="6480" w:hanging="180"/>
+      </w:pPr>
+    </w:lvl>
+  </w:abstractNum>
+  <w:abstractNum w:abstractNumId="5" w15:restartNumberingAfterBreak="0">
     <w:nsid w:val="20F10178"/>
     <w:multiLevelType w:val="hybridMultilevel"/>
     <w:tmpl w:val="5636D2EA"/>
@@ -1906,7 +2420,96 @@
       </w:pPr>
     </w:lvl>
   </w:abstractNum>
-  <w:abstractNum w:abstractNumId="3" w15:restartNumberingAfterBreak="0">
+  <w:abstractNum w:abstractNumId="6" w15:restartNumberingAfterBreak="0">
+    <w:nsid w:val="28881B3B"/>
+    <w:multiLevelType w:val="hybridMultilevel"/>
+    <w:tmpl w:val="5136F394"/>
+    <w:lvl w:ilvl="0" w:tplc="FFFFFFFF">
+      <w:start w:val="1"/>
+      <w:numFmt w:val="lowerLetter"/>
+      <w:lvlText w:val="%1)"/>
+      <w:lvlJc w:val="left"/>
+      <w:pPr>
+        <w:ind w:left="720" w:hanging="360"/>
+      </w:pPr>
+      <w:rPr>
+        <w:rFonts w:hint="default"/>
+      </w:rPr>
+    </w:lvl>
+    <w:lvl w:ilvl="1" w:tplc="FFFFFFFF" w:tentative="1">
+      <w:start w:val="1"/>
+      <w:numFmt w:val="lowerLetter"/>
+      <w:lvlText w:val="%2."/>
+      <w:lvlJc w:val="left"/>
+      <w:pPr>
+        <w:ind w:left="1440" w:hanging="360"/>
+      </w:pPr>
+    </w:lvl>
+    <w:lvl w:ilvl="2" w:tplc="FFFFFFFF" w:tentative="1">
+      <w:start w:val="1"/>
+      <w:numFmt w:val="lowerRoman"/>
+      <w:lvlText w:val="%3."/>
+      <w:lvlJc w:val="right"/>
+      <w:pPr>
+        <w:ind w:left="2160" w:hanging="180"/>
+      </w:pPr>
+    </w:lvl>
+    <w:lvl w:ilvl="3" w:tplc="FFFFFFFF" w:tentative="1">
+      <w:start w:val="1"/>
+      <w:numFmt w:val="decimal"/>
+      <w:lvlText w:val="%4."/>
+      <w:lvlJc w:val="left"/>
+      <w:pPr>
+        <w:ind w:left="2880" w:hanging="360"/>
+      </w:pPr>
+    </w:lvl>
+    <w:lvl w:ilvl="4" w:tplc="FFFFFFFF" w:tentative="1">
+      <w:start w:val="1"/>
+      <w:numFmt w:val="lowerLetter"/>
+      <w:lvlText w:val="%5."/>
+      <w:lvlJc w:val="left"/>
+      <w:pPr>
+        <w:ind w:left="3600" w:hanging="360"/>
+      </w:pPr>
+    </w:lvl>
+    <w:lvl w:ilvl="5" w:tplc="FFFFFFFF" w:tentative="1">
+      <w:start w:val="1"/>
+      <w:numFmt w:val="lowerRoman"/>
+      <w:lvlText w:val="%6."/>
+      <w:lvlJc w:val="right"/>
+      <w:pPr>
+        <w:ind w:left="4320" w:hanging="180"/>
+      </w:pPr>
+    </w:lvl>
+    <w:lvl w:ilvl="6" w:tplc="FFFFFFFF" w:tentative="1">
+      <w:start w:val="1"/>
+      <w:numFmt w:val="decimal"/>
+      <w:lvlText w:val="%7."/>
+      <w:lvlJc w:val="left"/>
+      <w:pPr>
+        <w:ind w:left="5040" w:hanging="360"/>
+      </w:pPr>
+    </w:lvl>
+    <w:lvl w:ilvl="7" w:tplc="FFFFFFFF" w:tentative="1">
+      <w:start w:val="1"/>
+      <w:numFmt w:val="lowerLetter"/>
+      <w:lvlText w:val="%8."/>
+      <w:lvlJc w:val="left"/>
+      <w:pPr>
+        <w:ind w:left="5760" w:hanging="360"/>
+      </w:pPr>
+    </w:lvl>
+    <w:lvl w:ilvl="8" w:tplc="FFFFFFFF" w:tentative="1">
+      <w:start w:val="1"/>
+      <w:numFmt w:val="lowerRoman"/>
+      <w:lvlText w:val="%9."/>
+      <w:lvlJc w:val="right"/>
+      <w:pPr>
+        <w:ind w:left="6480" w:hanging="180"/>
+      </w:pPr>
+    </w:lvl>
+  </w:abstractNum>
+  <w:abstractNum w:abstractNumId="7" w15:restartNumberingAfterBreak="0">
     <w:nsid w:val="29375866"/>
     <w:multiLevelType w:val="hybridMultilevel"/>
     <w:tmpl w:val="B874DCE2"/>
@@ -1995,7 +2598,96 @@
       </w:pPr>
     </w:lvl>
   </w:abstractNum>
-  <w:abstractNum w:abstractNumId="4" w15:restartNumberingAfterBreak="0">
+  <w:abstractNum w:abstractNumId="8" w15:restartNumberingAfterBreak="0">
+    <w:nsid w:val="297E0DD5"/>
+    <w:multiLevelType w:val="hybridMultilevel"/>
+    <w:tmpl w:val="5136F394"/>
+    <w:lvl w:ilvl="0" w:tplc="40090017">
+      <w:start w:val="1"/>
+      <w:numFmt w:val="lowerLetter"/>
+      <w:lvlText w:val="%1)"/>
+      <w:lvlJc w:val="left"/>
+      <w:pPr>
+        <w:ind w:left="720" w:hanging="360"/>
+      </w:pPr>
+      <w:rPr>
+        <w:rFonts w:hint="default"/>
+      </w:rPr>
+    </w:lvl>
+    <w:lvl w:ilvl="1" w:tplc="40090019" w:tentative="1">
+      <w:start w:val="1"/>
+      <w:numFmt w:val="lowerLetter"/>
+      <w:lvlText w:val="%2."/>
+      <w:lvlJc w:val="left"/>
+      <w:pPr>
+        <w:ind w:left="1440" w:hanging="360"/>
+      </w:pPr>
+    </w:lvl>
+    <w:lvl w:ilvl="2" w:tplc="4009001B" w:tentative="1">
+      <w:start w:val="1"/>
+      <w:numFmt w:val="lowerRoman"/>
+      <w:lvlText w:val="%3."/>
+      <w:lvlJc w:val="right"/>
+      <w:pPr>
+        <w:ind w:left="2160" w:hanging="180"/>
+      </w:pPr>
+    </w:lvl>
+    <w:lvl w:ilvl="3" w:tplc="4009000F" w:tentative="1">
+      <w:start w:val="1"/>
+      <w:numFmt w:val="decimal"/>
+      <w:lvlText w:val="%4."/>
+      <w:lvlJc w:val="left"/>
+      <w:pPr>
+        <w:ind w:left="2880" w:hanging="360"/>
+      </w:pPr>
+    </w:lvl>
+    <w:lvl w:ilvl="4" w:tplc="40090019" w:tentative="1">
+      <w:start w:val="1"/>
+      <w:numFmt w:val="lowerLetter"/>
+      <w:lvlText w:val="%5."/>
+      <w:lvlJc w:val="left"/>
+      <w:pPr>
+        <w:ind w:left="3600" w:hanging="360"/>
+      </w:pPr>
+    </w:lvl>
+    <w:lvl w:ilvl="5" w:tplc="4009001B" w:tentative="1">
+      <w:start w:val="1"/>
+      <w:numFmt w:val="lowerRoman"/>
+      <w:lvlText w:val="%6."/>
+      <w:lvlJc w:val="right"/>
+      <w:pPr>
+        <w:ind w:left="4320" w:hanging="180"/>
+      </w:pPr>
+    </w:lvl>
+    <w:lvl w:ilvl="6" w:tplc="4009000F" w:tentative="1">
+      <w:start w:val="1"/>
+      <w:numFmt w:val="decimal"/>
+      <w:lvlText w:val="%7."/>
+      <w:lvlJc w:val="left"/>
+      <w:pPr>
+        <w:ind w:left="5040" w:hanging="360"/>
+      </w:pPr>
+    </w:lvl>
+    <w:lvl w:ilvl="7" w:tplc="40090019" w:tentative="1">
+      <w:start w:val="1"/>
+      <w:numFmt w:val="lowerLetter"/>
+      <w:lvlText w:val="%8."/>
+      <w:lvlJc w:val="left"/>
+      <w:pPr>
+        <w:ind w:left="5760" w:hanging="360"/>
+      </w:pPr>
+    </w:lvl>
+    <w:lvl w:ilvl="8" w:tplc="4009001B" w:tentative="1">
+      <w:start w:val="1"/>
+      <w:numFmt w:val="lowerRoman"/>
+      <w:lvlText w:val="%9."/>
+      <w:lvlJc w:val="right"/>
+      <w:pPr>
+        <w:ind w:left="6480" w:hanging="180"/>
+      </w:pPr>
+    </w:lvl>
+  </w:abstractNum>
+  <w:abstractNum w:abstractNumId="9" w15:restartNumberingAfterBreak="0">
     <w:nsid w:val="315E26A3"/>
     <w:multiLevelType w:val="hybridMultilevel"/>
     <w:tmpl w:val="5636D2EA"/>
@@ -2084,7 +2776,7 @@
       </w:pPr>
     </w:lvl>
   </w:abstractNum>
-  <w:abstractNum w:abstractNumId="5" w15:restartNumberingAfterBreak="0">
+  <w:abstractNum w:abstractNumId="10" w15:restartNumberingAfterBreak="0">
     <w:nsid w:val="44B0448E"/>
     <w:multiLevelType w:val="hybridMultilevel"/>
     <w:tmpl w:val="2CD8A5EA"/>
@@ -2173,7 +2865,7 @@
       </w:pPr>
     </w:lvl>
   </w:abstractNum>
-  <w:abstractNum w:abstractNumId="6" w15:restartNumberingAfterBreak="0">
+  <w:abstractNum w:abstractNumId="11" w15:restartNumberingAfterBreak="0">
     <w:nsid w:val="4A70770B"/>
     <w:multiLevelType w:val="hybridMultilevel"/>
     <w:tmpl w:val="2CD8A5EA"/>
@@ -2262,7 +2954,7 @@
       </w:pPr>
     </w:lvl>
   </w:abstractNum>
-  <w:abstractNum w:abstractNumId="7" w15:restartNumberingAfterBreak="0">
+  <w:abstractNum w:abstractNumId="12" w15:restartNumberingAfterBreak="0">
     <w:nsid w:val="4E3D4C41"/>
     <w:multiLevelType w:val="hybridMultilevel"/>
     <w:tmpl w:val="2CD8A5EA"/>
@@ -2351,7 +3043,7 @@
       </w:pPr>
     </w:lvl>
   </w:abstractNum>
-  <w:abstractNum w:abstractNumId="8" w15:restartNumberingAfterBreak="0">
+  <w:abstractNum w:abstractNumId="13" w15:restartNumberingAfterBreak="0">
     <w:nsid w:val="5AE31292"/>
     <w:multiLevelType w:val="hybridMultilevel"/>
     <w:tmpl w:val="5636D2EA"/>
@@ -2440,7 +3132,7 @@
       </w:pPr>
     </w:lvl>
   </w:abstractNum>
-  <w:abstractNum w:abstractNumId="9" w15:restartNumberingAfterBreak="0">
+  <w:abstractNum w:abstractNumId="14" w15:restartNumberingAfterBreak="0">
     <w:nsid w:val="60F97240"/>
     <w:multiLevelType w:val="hybridMultilevel"/>
     <w:tmpl w:val="5636D2EA"/>
@@ -2529,7 +3221,7 @@
       </w:pPr>
     </w:lvl>
   </w:abstractNum>
-  <w:abstractNum w:abstractNumId="10" w15:restartNumberingAfterBreak="0">
+  <w:abstractNum w:abstractNumId="15" w15:restartNumberingAfterBreak="0">
     <w:nsid w:val="6BF90847"/>
     <w:multiLevelType w:val="hybridMultilevel"/>
     <w:tmpl w:val="2CD8A5EA"/>
@@ -2618,7 +3310,96 @@
       </w:pPr>
     </w:lvl>
   </w:abstractNum>
-  <w:abstractNum w:abstractNumId="11" w15:restartNumberingAfterBreak="0">
+  <w:abstractNum w:abstractNumId="16" w15:restartNumberingAfterBreak="0">
+    <w:nsid w:val="6CD325F0"/>
+    <w:multiLevelType w:val="hybridMultilevel"/>
+    <w:tmpl w:val="5136F394"/>
+    <w:lvl w:ilvl="0" w:tplc="FFFFFFFF">
+      <w:start w:val="1"/>
+      <w:numFmt w:val="lowerLetter"/>
+      <w:lvlText w:val="%1)"/>
+      <w:lvlJc w:val="left"/>
+      <w:pPr>
+        <w:ind w:left="720" w:hanging="360"/>
+      </w:pPr>
+      <w:rPr>
+        <w:rFonts w:hint="default"/>
+      </w:rPr>
+    </w:lvl>
+    <w:lvl w:ilvl="1" w:tplc="FFFFFFFF" w:tentative="1">
+      <w:start w:val="1"/>
+      <w:numFmt w:val="lowerLetter"/>
+      <w:lvlText w:val="%2."/>
+      <w:lvlJc w:val="left"/>
+      <w:pPr>
+        <w:ind w:left="1440" w:hanging="360"/>
+      </w:pPr>
+    </w:lvl>
+    <w:lvl w:ilvl="2" w:tplc="FFFFFFFF" w:tentative="1">
+      <w:start w:val="1"/>
+      <w:numFmt w:val="lowerRoman"/>
+      <w:lvlText w:val="%3."/>
+      <w:lvlJc w:val="right"/>
+      <w:pPr>
+        <w:ind w:left="2160" w:hanging="180"/>
+      </w:pPr>
+    </w:lvl>
+    <w:lvl w:ilvl="3" w:tplc="FFFFFFFF" w:tentative="1">
+      <w:start w:val="1"/>
+      <w:numFmt w:val="decimal"/>
+      <w:lvlText w:val="%4."/>
+      <w:lvlJc w:val="left"/>
+      <w:pPr>
+        <w:ind w:left="2880" w:hanging="360"/>
+      </w:pPr>
+    </w:lvl>
+    <w:lvl w:ilvl="4" w:tplc="FFFFFFFF" w:tentative="1">
+      <w:start w:val="1"/>
+      <w:numFmt w:val="lowerLetter"/>
+      <w:lvlText w:val="%5."/>
+      <w:lvlJc w:val="left"/>
+      <w:pPr>
+        <w:ind w:left="3600" w:hanging="360"/>
+      </w:pPr>
+    </w:lvl>
+    <w:lvl w:ilvl="5" w:tplc="FFFFFFFF" w:tentative="1">
+      <w:start w:val="1"/>
+      <w:numFmt w:val="lowerRoman"/>
+      <w:lvlText w:val="%6."/>
+      <w:lvlJc w:val="right"/>
+      <w:pPr>
+        <w:ind w:left="4320" w:hanging="180"/>
+      </w:pPr>
+    </w:lvl>
+    <w:lvl w:ilvl="6" w:tplc="FFFFFFFF" w:tentative="1">
+      <w:start w:val="1"/>
+      <w:numFmt w:val="decimal"/>
+      <w:lvlText w:val="%7."/>
+      <w:lvlJc w:val="left"/>
+      <w:pPr>
+        <w:ind w:left="5040" w:hanging="360"/>
+      </w:pPr>
+    </w:lvl>
+    <w:lvl w:ilvl="7" w:tplc="FFFFFFFF" w:tentative="1">
+      <w:start w:val="1"/>
+      <w:numFmt w:val="lowerLetter"/>
+      <w:lvlText w:val="%8."/>
+      <w:lvlJc w:val="left"/>
+      <w:pPr>
+        <w:ind w:left="5760" w:hanging="360"/>
+      </w:pPr>
+    </w:lvl>
+    <w:lvl w:ilvl="8" w:tplc="FFFFFFFF" w:tentative="1">
+      <w:start w:val="1"/>
+      <w:numFmt w:val="lowerRoman"/>
+      <w:lvlText w:val="%9."/>
+      <w:lvlJc w:val="right"/>
+      <w:pPr>
+        <w:ind w:left="6480" w:hanging="180"/>
+      </w:pPr>
+    </w:lvl>
+  </w:abstractNum>
+  <w:abstractNum w:abstractNumId="17" w15:restartNumberingAfterBreak="0">
     <w:nsid w:val="744D7D08"/>
     <w:multiLevelType w:val="hybridMultilevel"/>
     <w:tmpl w:val="A05C70A6"/>
@@ -2708,40 +3489,58 @@
     </w:lvl>
   </w:abstractNum>
   <w:num w:numId="1" w16cid:durableId="891238233">
-    <w:abstractNumId w:val="6"/>
+    <w:abstractNumId w:val="11"/>
   </w:num>
   <w:num w:numId="2" w16cid:durableId="606429334">
+    <w:abstractNumId w:val="2"/>
+  </w:num>
+  <w:num w:numId="3" w16cid:durableId="485360093">
+    <w:abstractNumId w:val="12"/>
+  </w:num>
+  <w:num w:numId="4" w16cid:durableId="1030374801">
+    <w:abstractNumId w:val="15"/>
+  </w:num>
+  <w:num w:numId="5" w16cid:durableId="945624982">
+    <w:abstractNumId w:val="10"/>
+  </w:num>
+  <w:num w:numId="6" w16cid:durableId="1713264437">
+    <w:abstractNumId w:val="17"/>
+  </w:num>
+  <w:num w:numId="7" w16cid:durableId="687680899">
+    <w:abstractNumId w:val="14"/>
+  </w:num>
+  <w:num w:numId="8" w16cid:durableId="1741444198">
+    <w:abstractNumId w:val="9"/>
+  </w:num>
+  <w:num w:numId="9" w16cid:durableId="435099807">
+    <w:abstractNumId w:val="13"/>
+  </w:num>
+  <w:num w:numId="10" w16cid:durableId="556282949">
+    <w:abstractNumId w:val="3"/>
+  </w:num>
+  <w:num w:numId="11" w16cid:durableId="642543745">
+    <w:abstractNumId w:val="7"/>
+  </w:num>
+  <w:num w:numId="12" w16cid:durableId="180357854">
+    <w:abstractNumId w:val="5"/>
+  </w:num>
+  <w:num w:numId="13" w16cid:durableId="1600140095">
+    <w:abstractNumId w:val="8"/>
+  </w:num>
+  <w:num w:numId="14" w16cid:durableId="420108450">
+    <w:abstractNumId w:val="1"/>
+  </w:num>
+  <w:num w:numId="15" w16cid:durableId="1575580452">
+    <w:abstractNumId w:val="4"/>
+  </w:num>
+  <w:num w:numId="16" w16cid:durableId="423232503">
+    <w:abstractNumId w:val="16"/>
+  </w:num>
+  <w:num w:numId="17" w16cid:durableId="47993715">
     <w:abstractNumId w:val="0"/>
   </w:num>
-  <w:num w:numId="3" w16cid:durableId="485360093">
-    <w:abstractNumId w:val="7"/>
-  </w:num>
-  <w:num w:numId="4" w16cid:durableId="1030374801">
-    <w:abstractNumId w:val="10"/>
-  </w:num>
-  <w:num w:numId="5" w16cid:durableId="945624982">
-    <w:abstractNumId w:val="5"/>
-  </w:num>
-  <w:num w:numId="6" w16cid:durableId="1713264437">
-    <w:abstractNumId w:val="11"/>
-  </w:num>
-  <w:num w:numId="7" w16cid:durableId="687680899">
-    <w:abstractNumId w:val="9"/>
-  </w:num>
-  <w:num w:numId="8" w16cid:durableId="1741444198">
-    <w:abstractNumId w:val="4"/>
-  </w:num>
-  <w:num w:numId="9" w16cid:durableId="435099807">
-    <w:abstractNumId w:val="8"/>
-  </w:num>
-  <w:num w:numId="10" w16cid:durableId="556282949">
-    <w:abstractNumId w:val="1"/>
-  </w:num>
-  <w:num w:numId="11" w16cid:durableId="642543745">
-    <w:abstractNumId w:val="3"/>
-  </w:num>
-  <w:num w:numId="12" w16cid:durableId="180357854">
-    <w:abstractNumId w:val="2"/>
+  <w:num w:numId="18" w16cid:durableId="1283658913">
+    <w:abstractNumId w:val="6"/>
   </w:num>
 </w:numbering>
 </file>
@@ -3142,7 +3941,7 @@
   <w:style w:type="paragraph" w:default="1" w:styleId="Normal">
     <w:name w:val="Normal"/>
     <w:qFormat/>
-    <w:rsid w:val="000D2E8D"/>
+    <w:rsid w:val="005B583D"/>
     <w:rPr>
       <w:kern w:val="0"/>
       <w:sz w:val="22"/>
